--- a/3-能力管理/运行记录类文件/030201-运维服务能力管理计划.docx
+++ b/3-能力管理/运行记录类文件/030201-运维服务能力管理计划.docx
@@ -20,7 +20,6 @@
           <w:lang w:eastAsia="zh-CN"/>
         </w:rPr>
       </w:pPr>
-      <w:bookmarkStart w:id="53" w:name="_GoBack"/>
       <w:r>
         <w:rPr>
           <w:rFonts w:ascii="宋体" w:hAnsi="宋体" w:cs="宋体"/>
@@ -145,7 +144,7 @@
           <w:lang w:eastAsia="zh-CN"/>
         </w:rPr>
       </w:pPr>
-      <w:bookmarkStart w:id="0" w:name="_Toc2466"/>
+      <w:bookmarkStart w:id="0" w:name="_Toc5078"/>
       <w:r>
         <w:rPr>
           <w:lang w:eastAsia="zh-CN"/>
@@ -169,7 +168,7 @@
           <w:rFonts w:hint="eastAsia"/>
         </w:rPr>
       </w:pPr>
-      <w:bookmarkStart w:id="1" w:name="_Toc31320"/>
+      <w:bookmarkStart w:id="1" w:name="_Toc12178"/>
       <w:r>
         <w:rPr>
           <w:rFonts w:hint="eastAsia"/>
@@ -230,42 +229,41 @@
           </w:tcPr>
           <w:p>
             <w:pPr>
-              <w:keepNext w:val="0"/>
-              <w:keepLines w:val="0"/>
-              <w:pageBreakBefore w:val="0"/>
-              <w:widowControl w:val="0"/>
-              <w:wordWrap/>
-              <w:overflowPunct/>
-              <w:bidi w:val="0"/>
-              <w:jc w:val="both"/>
-              <w:rPr>
-                <w:lang w:eastAsia="zh-CN"/>
+              <w:widowControl w:val="0"/>
+              <w:rPr>
+                <w:rFonts w:hint="default"/>
+                <w:vertAlign w:val="baseline"/>
+                <w:lang w:val="en-US" w:eastAsia="zh-CN"/>
               </w:rPr>
             </w:pPr>
             <w:r>
               <w:rPr>
                 <w:rFonts w:hint="eastAsia"/>
-                <w:lang w:eastAsia="zh-CN"/>
+                <w:vertAlign w:val="baseline"/>
+                <w:lang w:val="en-US" w:eastAsia="zh-CN"/>
               </w:rPr>
               <w:t>编制人</w:t>
             </w:r>
             <w:r>
               <w:rPr>
-                <w:rFonts w:asciiTheme="minorHAnsi" w:hAnsiTheme="minorHAnsi" w:eastAsiaTheme="minorEastAsia"/>
+                <w:rFonts w:hint="default" w:asciiTheme="minorAscii" w:hAnsiTheme="minorAscii" w:eastAsiaTheme="minorEastAsia"/>
                 <w:spacing w:val="227"/>
-                <w:lang w:eastAsia="zh-CN"/>
+                <w:sz w:val="21"/>
+                <w:vertAlign w:val="baseline"/>
+                <w:lang w:val="en-US" w:eastAsia="zh-CN"/>
               </w:rPr>
               <w:t>:</w:t>
             </w:r>
             <w:r>
               <w:rPr>
                 <w:rFonts w:hint="eastAsia"/>
-                <w:spacing w:val="1"/>
-                <w:w w:val="95"/>
+                <w:spacing w:val="0"/>
+                <w:kern w:val="0"/>
                 <w:u w:val="single"/>
-                <w:lang w:eastAsia="zh-CN"/>
-              </w:rPr>
-              <w:t>刘书峰</w:t>
+                <w:vertAlign w:val="baseline"/>
+                <w:lang w:val="en-US" w:eastAsia="zh-CN"/>
+              </w:rPr>
+              <w:t>耿宁</w:t>
             </w:r>
           </w:p>
         </w:tc>
@@ -275,30 +273,28 @@
           </w:tcPr>
           <w:p>
             <w:pPr>
-              <w:keepNext w:val="0"/>
-              <w:keepLines w:val="0"/>
-              <w:pageBreakBefore w:val="0"/>
-              <w:widowControl w:val="0"/>
-              <w:wordWrap/>
-              <w:overflowPunct/>
-              <w:bidi w:val="0"/>
-              <w:jc w:val="both"/>
-              <w:rPr>
-                <w:lang w:eastAsia="zh-CN"/>
+              <w:widowControl w:val="0"/>
+              <w:rPr>
+                <w:rFonts w:hint="default"/>
+                <w:vertAlign w:val="baseline"/>
+                <w:lang w:val="en-US" w:eastAsia="zh-CN"/>
               </w:rPr>
             </w:pPr>
             <w:r>
               <w:rPr>
                 <w:rFonts w:hint="eastAsia"/>
-                <w:lang w:eastAsia="zh-CN"/>
+                <w:vertAlign w:val="baseline"/>
+                <w:lang w:val="en-US" w:eastAsia="zh-CN"/>
               </w:rPr>
               <w:t>编制时间</w:t>
             </w:r>
             <w:r>
               <w:rPr>
-                <w:rFonts w:hint="eastAsia" w:asciiTheme="minorHAnsi" w:hAnsiTheme="minorHAnsi" w:eastAsiaTheme="minorEastAsia"/>
+                <w:rFonts w:hint="eastAsia" w:asciiTheme="minorAscii" w:hAnsiTheme="minorAscii" w:eastAsiaTheme="minorEastAsia"/>
                 <w:spacing w:val="227"/>
-                <w:lang w:eastAsia="zh-CN"/>
+                <w:sz w:val="21"/>
+                <w:vertAlign w:val="baseline"/>
+                <w:lang w:val="en-US" w:eastAsia="zh-CN"/>
               </w:rPr>
               <w:t>:</w:t>
             </w:r>
@@ -306,7 +302,8 @@
               <w:rPr>
                 <w:rFonts w:hint="eastAsia"/>
                 <w:u w:val="single"/>
-                <w:lang w:eastAsia="zh-CN"/>
+                <w:vertAlign w:val="baseline"/>
+                <w:lang w:val="en-US" w:eastAsia="zh-CN"/>
               </w:rPr>
               <w:t>2025.7.3</w:t>
             </w:r>
@@ -336,34 +333,37 @@
         <w:tc>
           <w:tcPr>
             <w:tcW w:w="1818" w:type="dxa"/>
-          </w:tcPr>
-          <w:p>
-            <w:pPr>
-              <w:keepNext w:val="0"/>
-              <w:keepLines w:val="0"/>
-              <w:pageBreakBefore w:val="0"/>
-              <w:widowControl w:val="0"/>
-              <w:wordWrap/>
-              <w:overflowPunct/>
-              <w:bidi w:val="0"/>
-              <w:jc w:val="both"/>
-              <w:rPr>
-                <w:rFonts w:eastAsia="Arial"/>
-                <w:lang w:eastAsia="zh-CN"/>
+            <w:shd w:val="clear" w:color="auto" w:fill="auto"/>
+          </w:tcPr>
+          <w:p>
+            <w:pPr>
+              <w:widowControl w:val="0"/>
+              <w:rPr>
+                <w:rFonts w:hint="default" w:ascii="Arial" w:hAnsi="Arial" w:eastAsia="Arial" w:cs="Arial"/>
+                <w:snapToGrid w:val="0"/>
+                <w:color w:val="000000"/>
+                <w:kern w:val="0"/>
+                <w:sz w:val="21"/>
+                <w:szCs w:val="21"/>
+                <w:vertAlign w:val="baseline"/>
+                <w:lang w:val="en-US" w:eastAsia="zh-CN" w:bidi="ar-SA"/>
               </w:rPr>
             </w:pPr>
             <w:r>
               <w:rPr>
                 <w:rFonts w:hint="eastAsia"/>
-                <w:lang w:eastAsia="zh-CN"/>
+                <w:vertAlign w:val="baseline"/>
+                <w:lang w:val="en-US" w:eastAsia="zh-CN"/>
               </w:rPr>
               <w:t>审核人</w:t>
             </w:r>
             <w:r>
               <w:rPr>
-                <w:rFonts w:asciiTheme="minorHAnsi" w:hAnsiTheme="minorHAnsi" w:eastAsiaTheme="minorEastAsia"/>
+                <w:rFonts w:hint="default" w:asciiTheme="minorAscii" w:hAnsiTheme="minorAscii" w:eastAsiaTheme="minorEastAsia"/>
                 <w:spacing w:val="227"/>
-                <w:lang w:eastAsia="zh-CN"/>
+                <w:sz w:val="21"/>
+                <w:vertAlign w:val="baseline"/>
+                <w:lang w:val="en-US" w:eastAsia="zh-CN"/>
               </w:rPr>
               <w:t>:</w:t>
             </w:r>
@@ -380,34 +380,37 @@
         <w:tc>
           <w:tcPr>
             <w:tcW w:w="4261" w:type="dxa"/>
-          </w:tcPr>
-          <w:p>
-            <w:pPr>
-              <w:keepNext w:val="0"/>
-              <w:keepLines w:val="0"/>
-              <w:pageBreakBefore w:val="0"/>
-              <w:widowControl w:val="0"/>
-              <w:wordWrap/>
-              <w:overflowPunct/>
-              <w:bidi w:val="0"/>
-              <w:jc w:val="both"/>
-              <w:rPr>
-                <w:rFonts w:eastAsia="Arial"/>
-                <w:lang w:eastAsia="zh-CN"/>
+            <w:shd w:val="clear" w:color="auto" w:fill="auto"/>
+          </w:tcPr>
+          <w:p>
+            <w:pPr>
+              <w:widowControl w:val="0"/>
+              <w:rPr>
+                <w:rFonts w:hint="eastAsia" w:ascii="Arial" w:hAnsi="Arial" w:eastAsia="Arial" w:cs="Arial"/>
+                <w:snapToGrid w:val="0"/>
+                <w:color w:val="000000"/>
+                <w:kern w:val="0"/>
+                <w:sz w:val="21"/>
+                <w:szCs w:val="21"/>
+                <w:vertAlign w:val="baseline"/>
+                <w:lang w:val="en-US" w:eastAsia="zh-CN" w:bidi="ar-SA"/>
               </w:rPr>
             </w:pPr>
             <w:r>
               <w:rPr>
                 <w:rFonts w:hint="eastAsia"/>
-                <w:lang w:eastAsia="zh-CN"/>
-              </w:rPr>
-              <w:t>编制时间</w:t>
-            </w:r>
-            <w:r>
-              <w:rPr>
-                <w:rFonts w:hint="eastAsia" w:asciiTheme="minorHAnsi" w:hAnsiTheme="minorHAnsi" w:eastAsiaTheme="minorEastAsia"/>
+                <w:vertAlign w:val="baseline"/>
+                <w:lang w:val="en-US" w:eastAsia="zh-CN"/>
+              </w:rPr>
+              <w:t>审核时间</w:t>
+            </w:r>
+            <w:r>
+              <w:rPr>
+                <w:rFonts w:hint="eastAsia" w:asciiTheme="minorAscii" w:hAnsiTheme="minorAscii" w:eastAsiaTheme="minorEastAsia"/>
                 <w:spacing w:val="227"/>
-                <w:lang w:eastAsia="zh-CN"/>
+                <w:sz w:val="21"/>
+                <w:vertAlign w:val="baseline"/>
+                <w:lang w:val="en-US" w:eastAsia="zh-CN"/>
               </w:rPr>
               <w:t>:</w:t>
             </w:r>
@@ -415,7 +418,8 @@
               <w:rPr>
                 <w:rFonts w:hint="eastAsia"/>
                 <w:u w:val="single"/>
-                <w:lang w:eastAsia="zh-CN"/>
+                <w:vertAlign w:val="baseline"/>
+                <w:lang w:val="en-US" w:eastAsia="zh-CN"/>
               </w:rPr>
               <w:t>2025.7.3</w:t>
             </w:r>
@@ -448,30 +452,28 @@
           </w:tcPr>
           <w:p>
             <w:pPr>
-              <w:keepNext w:val="0"/>
-              <w:keepLines w:val="0"/>
-              <w:pageBreakBefore w:val="0"/>
-              <w:widowControl w:val="0"/>
-              <w:wordWrap/>
-              <w:overflowPunct/>
-              <w:bidi w:val="0"/>
-              <w:jc w:val="both"/>
-              <w:rPr>
-                <w:lang w:eastAsia="zh-CN"/>
-              </w:rPr>
-            </w:pPr>
-            <w:r>
+              <w:widowControl w:val="0"/>
               <w:rPr>
                 <w:rFonts w:hint="eastAsia"/>
-                <w:lang w:eastAsia="zh-CN"/>
+                <w:vertAlign w:val="baseline"/>
+                <w:lang w:val="en-US" w:eastAsia="zh-CN"/>
+              </w:rPr>
+            </w:pPr>
+            <w:r>
+              <w:rPr>
+                <w:rFonts w:hint="eastAsia"/>
+                <w:vertAlign w:val="baseline"/>
+                <w:lang w:val="en-US" w:eastAsia="zh-CN"/>
               </w:rPr>
               <w:t>批准人</w:t>
             </w:r>
             <w:r>
               <w:rPr>
-                <w:rFonts w:hint="eastAsia" w:asciiTheme="minorHAnsi" w:hAnsiTheme="minorHAnsi" w:eastAsiaTheme="minorEastAsia"/>
+                <w:rFonts w:hint="eastAsia" w:asciiTheme="minorAscii" w:hAnsiTheme="minorAscii" w:eastAsiaTheme="minorEastAsia"/>
                 <w:spacing w:val="227"/>
-                <w:lang w:eastAsia="zh-CN"/>
+                <w:sz w:val="21"/>
+                <w:vertAlign w:val="baseline"/>
+                <w:lang w:val="en-US" w:eastAsia="zh-CN"/>
               </w:rPr>
               <w:t>:</w:t>
             </w:r>
@@ -479,7 +481,7 @@
               <w:rPr>
                 <w:rFonts w:hint="eastAsia"/>
                 <w:u w:val="single"/>
-                <w:lang w:eastAsia="zh-CN"/>
+                <w:lang w:val="en-US" w:eastAsia="zh-CN"/>
               </w:rPr>
               <w:t>尹兆铮</w:t>
             </w:r>
@@ -491,30 +493,28 @@
           </w:tcPr>
           <w:p>
             <w:pPr>
-              <w:keepNext w:val="0"/>
-              <w:keepLines w:val="0"/>
-              <w:pageBreakBefore w:val="0"/>
-              <w:widowControl w:val="0"/>
-              <w:wordWrap/>
-              <w:overflowPunct/>
-              <w:bidi w:val="0"/>
-              <w:jc w:val="both"/>
-              <w:rPr>
-                <w:lang w:eastAsia="zh-CN"/>
+              <w:widowControl w:val="0"/>
+              <w:rPr>
+                <w:rFonts w:hint="default"/>
+                <w:vertAlign w:val="baseline"/>
+                <w:lang w:val="en-US" w:eastAsia="zh-CN"/>
               </w:rPr>
             </w:pPr>
             <w:r>
               <w:rPr>
                 <w:rFonts w:hint="eastAsia"/>
-                <w:lang w:eastAsia="zh-CN"/>
+                <w:vertAlign w:val="baseline"/>
+                <w:lang w:val="en-US" w:eastAsia="zh-CN"/>
               </w:rPr>
               <w:t>审批时间</w:t>
             </w:r>
             <w:r>
               <w:rPr>
-                <w:rFonts w:hint="eastAsia" w:asciiTheme="minorHAnsi" w:hAnsiTheme="minorHAnsi" w:eastAsiaTheme="minorEastAsia"/>
+                <w:rFonts w:hint="eastAsia" w:asciiTheme="minorAscii" w:hAnsiTheme="minorAscii" w:eastAsiaTheme="minorEastAsia"/>
                 <w:spacing w:val="227"/>
-                <w:lang w:eastAsia="zh-CN"/>
+                <w:sz w:val="21"/>
+                <w:vertAlign w:val="baseline"/>
+                <w:lang w:val="en-US" w:eastAsia="zh-CN"/>
               </w:rPr>
               <w:t>:</w:t>
             </w:r>
@@ -522,7 +522,8 @@
               <w:rPr>
                 <w:rFonts w:hint="eastAsia"/>
                 <w:u w:val="single"/>
-                <w:lang w:eastAsia="zh-CN"/>
+                <w:vertAlign w:val="baseline"/>
+                <w:lang w:val="en-US" w:eastAsia="zh-CN"/>
               </w:rPr>
               <w:t>2025.7.3</w:t>
             </w:r>
@@ -961,12 +962,13 @@
             </w:pPr>
             <w:r>
               <w:rPr>
-                <w:rFonts w:hint="eastAsia"/>
-                <w:spacing w:val="1"/>
-                <w:w w:val="95"/>
-                <w:lang w:eastAsia="zh-CN"/>
-              </w:rPr>
-              <w:t>刘书峰</w:t>
+                <w:rFonts w:hint="eastAsia" w:ascii="宋体" w:hAnsi="宋体" w:eastAsia="宋体" w:cs="宋体"/>
+                <w:spacing w:val="7"/>
+                <w:sz w:val="20"/>
+                <w:szCs w:val="20"/>
+                <w:lang w:val="en-US" w:eastAsia="zh-CN"/>
+              </w:rPr>
+              <w:t>耿宁</w:t>
             </w:r>
           </w:p>
         </w:tc>
@@ -1798,17 +1800,12 @@
         <w:p>
           <w:pPr>
             <w:pStyle w:val="16"/>
-            <w:keepNext w:val="0"/>
-            <w:keepLines w:val="0"/>
-            <w:pageBreakBefore w:val="0"/>
-            <w:widowControl w:val="0"/>
             <w:tabs>
               <w:tab w:val="right" w:leader="dot" w:pos="8306"/>
             </w:tabs>
-            <w:wordWrap/>
-            <w:overflowPunct/>
-            <w:bidi w:val="0"/>
           </w:pPr>
+          <w:bookmarkStart w:id="55" w:name="_GoBack"/>
+          <w:bookmarkEnd w:id="55"/>
           <w:r>
             <w:rPr>
               <w:rFonts w:hint="eastAsia" w:ascii="宋体" w:hAnsi="宋体" w:eastAsia="宋体" w:cs="宋体"/>
@@ -1842,7 +1839,7 @@
               <w:rFonts w:hint="eastAsia" w:ascii="宋体" w:hAnsi="宋体" w:eastAsia="宋体" w:cs="宋体"/>
               <w:szCs w:val="24"/>
             </w:rPr>
-            <w:instrText xml:space="preserve"> HYPERLINK \l _Toc2466 </w:instrText>
+            <w:instrText xml:space="preserve"> HYPERLINK \l _Toc5078 </w:instrText>
           </w:r>
           <w:r>
             <w:rPr>
@@ -1864,7 +1861,7 @@
             <w:fldChar w:fldCharType="begin"/>
           </w:r>
           <w:r>
-            <w:instrText xml:space="preserve"> PAGEREF _Toc2466 \h </w:instrText>
+            <w:instrText xml:space="preserve"> PAGEREF _Toc5078 \h </w:instrText>
           </w:r>
           <w:r>
             <w:fldChar w:fldCharType="separate"/>
@@ -1886,16 +1883,9 @@
         <w:p>
           <w:pPr>
             <w:pStyle w:val="16"/>
-            <w:keepNext w:val="0"/>
-            <w:keepLines w:val="0"/>
-            <w:pageBreakBefore w:val="0"/>
-            <w:widowControl w:val="0"/>
             <w:tabs>
               <w:tab w:val="right" w:leader="dot" w:pos="8306"/>
             </w:tabs>
-            <w:wordWrap/>
-            <w:overflowPunct/>
-            <w:bidi w:val="0"/>
           </w:pPr>
           <w:r>
             <w:rPr>
@@ -1909,7 +1899,7 @@
               <w:rFonts w:hint="eastAsia" w:ascii="宋体" w:hAnsi="宋体" w:cs="宋体"/>
               <w:szCs w:val="24"/>
             </w:rPr>
-            <w:instrText xml:space="preserve"> HYPERLINK \l _Toc31320 </w:instrText>
+            <w:instrText xml:space="preserve"> HYPERLINK \l _Toc12178 </w:instrText>
           </w:r>
           <w:r>
             <w:rPr>
@@ -1932,7 +1922,7 @@
             <w:fldChar w:fldCharType="begin"/>
           </w:r>
           <w:r>
-            <w:instrText xml:space="preserve"> PAGEREF _Toc31320 \h </w:instrText>
+            <w:instrText xml:space="preserve"> PAGEREF _Toc12178 \h </w:instrText>
           </w:r>
           <w:r>
             <w:fldChar w:fldCharType="separate"/>
@@ -1954,16 +1944,9 @@
         <w:p>
           <w:pPr>
             <w:pStyle w:val="16"/>
-            <w:keepNext w:val="0"/>
-            <w:keepLines w:val="0"/>
-            <w:pageBreakBefore w:val="0"/>
-            <w:widowControl w:val="0"/>
             <w:tabs>
               <w:tab w:val="right" w:leader="dot" w:pos="8306"/>
             </w:tabs>
-            <w:wordWrap/>
-            <w:overflowPunct/>
-            <w:bidi w:val="0"/>
           </w:pPr>
           <w:r>
             <w:rPr>
@@ -1977,7 +1960,7 @@
               <w:rFonts w:hint="eastAsia" w:ascii="宋体" w:hAnsi="宋体" w:cs="宋体"/>
               <w:szCs w:val="24"/>
             </w:rPr>
-            <w:instrText xml:space="preserve"> HYPERLINK \l _Toc17030 </w:instrText>
+            <w:instrText xml:space="preserve"> HYPERLINK \l _Toc17222 </w:instrText>
           </w:r>
           <w:r>
             <w:rPr>
@@ -2002,7 +1985,7 @@
             <w:fldChar w:fldCharType="begin"/>
           </w:r>
           <w:r>
-            <w:instrText xml:space="preserve"> PAGEREF _Toc17030 \h </w:instrText>
+            <w:instrText xml:space="preserve"> PAGEREF _Toc17222 \h </w:instrText>
           </w:r>
           <w:r>
             <w:fldChar w:fldCharType="separate"/>
@@ -2024,16 +2007,9 @@
         <w:p>
           <w:pPr>
             <w:pStyle w:val="16"/>
-            <w:keepNext w:val="0"/>
-            <w:keepLines w:val="0"/>
-            <w:pageBreakBefore w:val="0"/>
-            <w:widowControl w:val="0"/>
             <w:tabs>
               <w:tab w:val="right" w:leader="dot" w:pos="8306"/>
             </w:tabs>
-            <w:wordWrap/>
-            <w:overflowPunct/>
-            <w:bidi w:val="0"/>
           </w:pPr>
           <w:r>
             <w:rPr>
@@ -2047,7 +2023,7 @@
               <w:rFonts w:hint="eastAsia" w:ascii="宋体" w:hAnsi="宋体" w:cs="宋体"/>
               <w:szCs w:val="24"/>
             </w:rPr>
-            <w:instrText xml:space="preserve"> HYPERLINK \l _Toc9276 </w:instrText>
+            <w:instrText xml:space="preserve"> HYPERLINK \l _Toc11492 </w:instrText>
           </w:r>
           <w:r>
             <w:rPr>
@@ -2077,7 +2053,7 @@
             <w:fldChar w:fldCharType="begin"/>
           </w:r>
           <w:r>
-            <w:instrText xml:space="preserve"> PAGEREF _Toc9276 \h </w:instrText>
+            <w:instrText xml:space="preserve"> PAGEREF _Toc11492 \h </w:instrText>
           </w:r>
           <w:r>
             <w:fldChar w:fldCharType="separate"/>
@@ -2099,16 +2075,9 @@
         <w:p>
           <w:pPr>
             <w:pStyle w:val="16"/>
-            <w:keepNext w:val="0"/>
-            <w:keepLines w:val="0"/>
-            <w:pageBreakBefore w:val="0"/>
-            <w:widowControl w:val="0"/>
             <w:tabs>
               <w:tab w:val="right" w:leader="dot" w:pos="8306"/>
             </w:tabs>
-            <w:wordWrap/>
-            <w:overflowPunct/>
-            <w:bidi w:val="0"/>
           </w:pPr>
           <w:r>
             <w:rPr>
@@ -2122,7 +2091,7 @@
               <w:rFonts w:hint="eastAsia" w:ascii="宋体" w:hAnsi="宋体" w:cs="宋体"/>
               <w:szCs w:val="24"/>
             </w:rPr>
-            <w:instrText xml:space="preserve"> HYPERLINK \l _Toc29902 </w:instrText>
+            <w:instrText xml:space="preserve"> HYPERLINK \l _Toc13710 </w:instrText>
           </w:r>
           <w:r>
             <w:rPr>
@@ -2154,7 +2123,7 @@
             <w:fldChar w:fldCharType="begin"/>
           </w:r>
           <w:r>
-            <w:instrText xml:space="preserve"> PAGEREF _Toc29902 \h </w:instrText>
+            <w:instrText xml:space="preserve"> PAGEREF _Toc13710 \h </w:instrText>
           </w:r>
           <w:r>
             <w:fldChar w:fldCharType="separate"/>
@@ -2176,16 +2145,9 @@
         <w:p>
           <w:pPr>
             <w:pStyle w:val="16"/>
-            <w:keepNext w:val="0"/>
-            <w:keepLines w:val="0"/>
-            <w:pageBreakBefore w:val="0"/>
-            <w:widowControl w:val="0"/>
             <w:tabs>
               <w:tab w:val="right" w:leader="dot" w:pos="8306"/>
             </w:tabs>
-            <w:wordWrap/>
-            <w:overflowPunct/>
-            <w:bidi w:val="0"/>
           </w:pPr>
           <w:r>
             <w:rPr>
@@ -2199,7 +2161,7 @@
               <w:rFonts w:hint="eastAsia" w:ascii="宋体" w:hAnsi="宋体" w:cs="宋体"/>
               <w:szCs w:val="24"/>
             </w:rPr>
-            <w:instrText xml:space="preserve"> HYPERLINK \l _Toc29864 </w:instrText>
+            <w:instrText xml:space="preserve"> HYPERLINK \l _Toc28659 </w:instrText>
           </w:r>
           <w:r>
             <w:rPr>
@@ -2229,7 +2191,7 @@
             <w:fldChar w:fldCharType="begin"/>
           </w:r>
           <w:r>
-            <w:instrText xml:space="preserve"> PAGEREF _Toc29864 \h </w:instrText>
+            <w:instrText xml:space="preserve"> PAGEREF _Toc28659 \h </w:instrText>
           </w:r>
           <w:r>
             <w:fldChar w:fldCharType="separate"/>
@@ -2251,16 +2213,9 @@
         <w:p>
           <w:pPr>
             <w:pStyle w:val="17"/>
-            <w:keepNext w:val="0"/>
-            <w:keepLines w:val="0"/>
-            <w:pageBreakBefore w:val="0"/>
-            <w:widowControl w:val="0"/>
             <w:tabs>
               <w:tab w:val="right" w:leader="dot" w:pos="8306"/>
             </w:tabs>
-            <w:wordWrap/>
-            <w:overflowPunct/>
-            <w:bidi w:val="0"/>
           </w:pPr>
           <w:r>
             <w:rPr>
@@ -2274,7 +2229,7 @@
               <w:rFonts w:hint="eastAsia" w:ascii="宋体" w:hAnsi="宋体" w:cs="宋体"/>
               <w:szCs w:val="24"/>
             </w:rPr>
-            <w:instrText xml:space="preserve"> HYPERLINK \l _Toc26710 </w:instrText>
+            <w:instrText xml:space="preserve"> HYPERLINK \l _Toc5323 </w:instrText>
           </w:r>
           <w:r>
             <w:rPr>
@@ -2299,7 +2254,7 @@
             <w:fldChar w:fldCharType="begin"/>
           </w:r>
           <w:r>
-            <w:instrText xml:space="preserve"> PAGEREF _Toc26710 \h </w:instrText>
+            <w:instrText xml:space="preserve"> PAGEREF _Toc5323 \h </w:instrText>
           </w:r>
           <w:r>
             <w:fldChar w:fldCharType="separate"/>
@@ -2321,16 +2276,9 @@
         <w:p>
           <w:pPr>
             <w:pStyle w:val="13"/>
-            <w:keepNext w:val="0"/>
-            <w:keepLines w:val="0"/>
-            <w:pageBreakBefore w:val="0"/>
-            <w:widowControl w:val="0"/>
             <w:tabs>
               <w:tab w:val="right" w:leader="dot" w:pos="8306"/>
             </w:tabs>
-            <w:wordWrap/>
-            <w:overflowPunct/>
-            <w:bidi w:val="0"/>
           </w:pPr>
           <w:r>
             <w:rPr>
@@ -2344,7 +2292,7 @@
               <w:rFonts w:hint="eastAsia" w:ascii="宋体" w:hAnsi="宋体" w:cs="宋体"/>
               <w:szCs w:val="24"/>
             </w:rPr>
-            <w:instrText xml:space="preserve"> HYPERLINK \l _Toc7112 </w:instrText>
+            <w:instrText xml:space="preserve"> HYPERLINK \l _Toc30361 </w:instrText>
           </w:r>
           <w:r>
             <w:rPr>
@@ -2376,7 +2324,7 @@
             <w:fldChar w:fldCharType="begin"/>
           </w:r>
           <w:r>
-            <w:instrText xml:space="preserve"> PAGEREF _Toc7112 \h </w:instrText>
+            <w:instrText xml:space="preserve"> PAGEREF _Toc30361 \h </w:instrText>
           </w:r>
           <w:r>
             <w:fldChar w:fldCharType="separate"/>
@@ -2398,16 +2346,9 @@
         <w:p>
           <w:pPr>
             <w:pStyle w:val="13"/>
-            <w:keepNext w:val="0"/>
-            <w:keepLines w:val="0"/>
-            <w:pageBreakBefore w:val="0"/>
-            <w:widowControl w:val="0"/>
             <w:tabs>
               <w:tab w:val="right" w:leader="dot" w:pos="8306"/>
             </w:tabs>
-            <w:wordWrap/>
-            <w:overflowPunct/>
-            <w:bidi w:val="0"/>
           </w:pPr>
           <w:r>
             <w:rPr>
@@ -2421,7 +2362,7 @@
               <w:rFonts w:hint="eastAsia" w:ascii="宋体" w:hAnsi="宋体" w:cs="宋体"/>
               <w:szCs w:val="24"/>
             </w:rPr>
-            <w:instrText xml:space="preserve"> HYPERLINK \l _Toc23921 </w:instrText>
+            <w:instrText xml:space="preserve"> HYPERLINK \l _Toc15067 </w:instrText>
           </w:r>
           <w:r>
             <w:rPr>
@@ -2451,7 +2392,7 @@
             <w:fldChar w:fldCharType="begin"/>
           </w:r>
           <w:r>
-            <w:instrText xml:space="preserve"> PAGEREF _Toc23921 \h </w:instrText>
+            <w:instrText xml:space="preserve"> PAGEREF _Toc15067 \h </w:instrText>
           </w:r>
           <w:r>
             <w:fldChar w:fldCharType="separate"/>
@@ -2473,16 +2414,9 @@
         <w:p>
           <w:pPr>
             <w:pStyle w:val="13"/>
-            <w:keepNext w:val="0"/>
-            <w:keepLines w:val="0"/>
-            <w:pageBreakBefore w:val="0"/>
-            <w:widowControl w:val="0"/>
             <w:tabs>
               <w:tab w:val="right" w:leader="dot" w:pos="8306"/>
             </w:tabs>
-            <w:wordWrap/>
-            <w:overflowPunct/>
-            <w:bidi w:val="0"/>
           </w:pPr>
           <w:r>
             <w:rPr>
@@ -2496,7 +2430,7 @@
               <w:rFonts w:hint="eastAsia" w:ascii="宋体" w:hAnsi="宋体" w:cs="宋体"/>
               <w:szCs w:val="24"/>
             </w:rPr>
-            <w:instrText xml:space="preserve"> HYPERLINK \l _Toc11817 </w:instrText>
+            <w:instrText xml:space="preserve"> HYPERLINK \l _Toc24834 </w:instrText>
           </w:r>
           <w:r>
             <w:rPr>
@@ -2525,7 +2459,7 @@
             <w:fldChar w:fldCharType="begin"/>
           </w:r>
           <w:r>
-            <w:instrText xml:space="preserve"> PAGEREF _Toc11817 \h </w:instrText>
+            <w:instrText xml:space="preserve"> PAGEREF _Toc24834 \h </w:instrText>
           </w:r>
           <w:r>
             <w:fldChar w:fldCharType="separate"/>
@@ -2547,16 +2481,9 @@
         <w:p>
           <w:pPr>
             <w:pStyle w:val="13"/>
-            <w:keepNext w:val="0"/>
-            <w:keepLines w:val="0"/>
-            <w:pageBreakBefore w:val="0"/>
-            <w:widowControl w:val="0"/>
             <w:tabs>
               <w:tab w:val="right" w:leader="dot" w:pos="8306"/>
             </w:tabs>
-            <w:wordWrap/>
-            <w:overflowPunct/>
-            <w:bidi w:val="0"/>
           </w:pPr>
           <w:r>
             <w:rPr>
@@ -2570,7 +2497,7 @@
               <w:rFonts w:hint="eastAsia" w:ascii="宋体" w:hAnsi="宋体" w:cs="宋体"/>
               <w:szCs w:val="24"/>
             </w:rPr>
-            <w:instrText xml:space="preserve"> HYPERLINK \l _Toc15831 </w:instrText>
+            <w:instrText xml:space="preserve"> HYPERLINK \l _Toc17907 </w:instrText>
           </w:r>
           <w:r>
             <w:rPr>
@@ -2595,7 +2522,7 @@
             <w:fldChar w:fldCharType="begin"/>
           </w:r>
           <w:r>
-            <w:instrText xml:space="preserve"> PAGEREF _Toc15831 \h </w:instrText>
+            <w:instrText xml:space="preserve"> PAGEREF _Toc17907 \h </w:instrText>
           </w:r>
           <w:r>
             <w:fldChar w:fldCharType="separate"/>
@@ -2617,16 +2544,9 @@
         <w:p>
           <w:pPr>
             <w:pStyle w:val="13"/>
-            <w:keepNext w:val="0"/>
-            <w:keepLines w:val="0"/>
-            <w:pageBreakBefore w:val="0"/>
-            <w:widowControl w:val="0"/>
             <w:tabs>
               <w:tab w:val="right" w:leader="dot" w:pos="8306"/>
             </w:tabs>
-            <w:wordWrap/>
-            <w:overflowPunct/>
-            <w:bidi w:val="0"/>
           </w:pPr>
           <w:r>
             <w:rPr>
@@ -2640,7 +2560,7 @@
               <w:rFonts w:hint="eastAsia" w:ascii="宋体" w:hAnsi="宋体" w:cs="宋体"/>
               <w:szCs w:val="24"/>
             </w:rPr>
-            <w:instrText xml:space="preserve"> HYPERLINK \l _Toc129 </w:instrText>
+            <w:instrText xml:space="preserve"> HYPERLINK \l _Toc16483 </w:instrText>
           </w:r>
           <w:r>
             <w:rPr>
@@ -2665,7 +2585,7 @@
             <w:fldChar w:fldCharType="begin"/>
           </w:r>
           <w:r>
-            <w:instrText xml:space="preserve"> PAGEREF _Toc129 \h </w:instrText>
+            <w:instrText xml:space="preserve"> PAGEREF _Toc16483 \h </w:instrText>
           </w:r>
           <w:r>
             <w:fldChar w:fldCharType="separate"/>
@@ -2687,16 +2607,9 @@
         <w:p>
           <w:pPr>
             <w:pStyle w:val="13"/>
-            <w:keepNext w:val="0"/>
-            <w:keepLines w:val="0"/>
-            <w:pageBreakBefore w:val="0"/>
-            <w:widowControl w:val="0"/>
             <w:tabs>
               <w:tab w:val="right" w:leader="dot" w:pos="8306"/>
             </w:tabs>
-            <w:wordWrap/>
-            <w:overflowPunct/>
-            <w:bidi w:val="0"/>
           </w:pPr>
           <w:r>
             <w:rPr>
@@ -2710,7 +2623,7 @@
               <w:rFonts w:hint="eastAsia" w:ascii="宋体" w:hAnsi="宋体" w:cs="宋体"/>
               <w:szCs w:val="24"/>
             </w:rPr>
-            <w:instrText xml:space="preserve"> HYPERLINK \l _Toc15830 </w:instrText>
+            <w:instrText xml:space="preserve"> HYPERLINK \l _Toc1792 </w:instrText>
           </w:r>
           <w:r>
             <w:rPr>
@@ -2735,7 +2648,7 @@
             <w:fldChar w:fldCharType="begin"/>
           </w:r>
           <w:r>
-            <w:instrText xml:space="preserve"> PAGEREF _Toc15830 \h </w:instrText>
+            <w:instrText xml:space="preserve"> PAGEREF _Toc1792 \h </w:instrText>
           </w:r>
           <w:r>
             <w:fldChar w:fldCharType="separate"/>
@@ -2757,16 +2670,9 @@
         <w:p>
           <w:pPr>
             <w:pStyle w:val="17"/>
-            <w:keepNext w:val="0"/>
-            <w:keepLines w:val="0"/>
-            <w:pageBreakBefore w:val="0"/>
-            <w:widowControl w:val="0"/>
             <w:tabs>
               <w:tab w:val="right" w:leader="dot" w:pos="8306"/>
             </w:tabs>
-            <w:wordWrap/>
-            <w:overflowPunct/>
-            <w:bidi w:val="0"/>
           </w:pPr>
           <w:r>
             <w:rPr>
@@ -2780,7 +2686,7 @@
               <w:rFonts w:hint="eastAsia" w:ascii="宋体" w:hAnsi="宋体" w:cs="宋体"/>
               <w:szCs w:val="24"/>
             </w:rPr>
-            <w:instrText xml:space="preserve"> HYPERLINK \l _Toc9866 </w:instrText>
+            <w:instrText xml:space="preserve"> HYPERLINK \l _Toc15439 </w:instrText>
           </w:r>
           <w:r>
             <w:rPr>
@@ -2810,7 +2716,7 @@
             <w:fldChar w:fldCharType="begin"/>
           </w:r>
           <w:r>
-            <w:instrText xml:space="preserve"> PAGEREF _Toc9866 \h </w:instrText>
+            <w:instrText xml:space="preserve"> PAGEREF _Toc15439 \h </w:instrText>
           </w:r>
           <w:r>
             <w:fldChar w:fldCharType="separate"/>
@@ -2832,16 +2738,9 @@
         <w:p>
           <w:pPr>
             <w:pStyle w:val="13"/>
-            <w:keepNext w:val="0"/>
-            <w:keepLines w:val="0"/>
-            <w:pageBreakBefore w:val="0"/>
-            <w:widowControl w:val="0"/>
             <w:tabs>
               <w:tab w:val="right" w:leader="dot" w:pos="8306"/>
             </w:tabs>
-            <w:wordWrap/>
-            <w:overflowPunct/>
-            <w:bidi w:val="0"/>
           </w:pPr>
           <w:r>
             <w:rPr>
@@ -2855,7 +2754,7 @@
               <w:rFonts w:hint="eastAsia" w:ascii="宋体" w:hAnsi="宋体" w:cs="宋体"/>
               <w:szCs w:val="24"/>
             </w:rPr>
-            <w:instrText xml:space="preserve"> HYPERLINK \l _Toc14404 </w:instrText>
+            <w:instrText xml:space="preserve"> HYPERLINK \l _Toc16416 </w:instrText>
           </w:r>
           <w:r>
             <w:rPr>
@@ -2880,7 +2779,7 @@
             <w:fldChar w:fldCharType="begin"/>
           </w:r>
           <w:r>
-            <w:instrText xml:space="preserve"> PAGEREF _Toc14404 \h </w:instrText>
+            <w:instrText xml:space="preserve"> PAGEREF _Toc16416 \h </w:instrText>
           </w:r>
           <w:r>
             <w:fldChar w:fldCharType="separate"/>
@@ -2902,16 +2801,9 @@
         <w:p>
           <w:pPr>
             <w:pStyle w:val="13"/>
-            <w:keepNext w:val="0"/>
-            <w:keepLines w:val="0"/>
-            <w:pageBreakBefore w:val="0"/>
-            <w:widowControl w:val="0"/>
             <w:tabs>
               <w:tab w:val="right" w:leader="dot" w:pos="8306"/>
             </w:tabs>
-            <w:wordWrap/>
-            <w:overflowPunct/>
-            <w:bidi w:val="0"/>
           </w:pPr>
           <w:r>
             <w:rPr>
@@ -2925,7 +2817,7 @@
               <w:rFonts w:hint="eastAsia" w:ascii="宋体" w:hAnsi="宋体" w:cs="宋体"/>
               <w:szCs w:val="24"/>
             </w:rPr>
-            <w:instrText xml:space="preserve"> HYPERLINK \l _Toc21951 </w:instrText>
+            <w:instrText xml:space="preserve"> HYPERLINK \l _Toc19426 </w:instrText>
           </w:r>
           <w:r>
             <w:rPr>
@@ -2955,13 +2847,13 @@
             <w:fldChar w:fldCharType="begin"/>
           </w:r>
           <w:r>
-            <w:instrText xml:space="preserve"> PAGEREF _Toc21951 \h </w:instrText>
+            <w:instrText xml:space="preserve"> PAGEREF _Toc19426 \h </w:instrText>
           </w:r>
           <w:r>
             <w:fldChar w:fldCharType="separate"/>
           </w:r>
           <w:r>
-            <w:t>10</w:t>
+            <w:t>9</w:t>
           </w:r>
           <w:r>
             <w:fldChar w:fldCharType="end"/>
@@ -2977,16 +2869,9 @@
         <w:p>
           <w:pPr>
             <w:pStyle w:val="13"/>
-            <w:keepNext w:val="0"/>
-            <w:keepLines w:val="0"/>
-            <w:pageBreakBefore w:val="0"/>
-            <w:widowControl w:val="0"/>
             <w:tabs>
               <w:tab w:val="right" w:leader="dot" w:pos="8306"/>
             </w:tabs>
-            <w:wordWrap/>
-            <w:overflowPunct/>
-            <w:bidi w:val="0"/>
           </w:pPr>
           <w:r>
             <w:rPr>
@@ -3000,7 +2885,7 @@
               <w:rFonts w:hint="eastAsia" w:ascii="宋体" w:hAnsi="宋体" w:cs="宋体"/>
               <w:szCs w:val="24"/>
             </w:rPr>
-            <w:instrText xml:space="preserve"> HYPERLINK \l _Toc8901 </w:instrText>
+            <w:instrText xml:space="preserve"> HYPERLINK \l _Toc7082 </w:instrText>
           </w:r>
           <w:r>
             <w:rPr>
@@ -3030,7 +2915,7 @@
             <w:fldChar w:fldCharType="begin"/>
           </w:r>
           <w:r>
-            <w:instrText xml:space="preserve"> PAGEREF _Toc8901 \h </w:instrText>
+            <w:instrText xml:space="preserve"> PAGEREF _Toc7082 \h </w:instrText>
           </w:r>
           <w:r>
             <w:fldChar w:fldCharType="separate"/>
@@ -3052,16 +2937,9 @@
         <w:p>
           <w:pPr>
             <w:pStyle w:val="13"/>
-            <w:keepNext w:val="0"/>
-            <w:keepLines w:val="0"/>
-            <w:pageBreakBefore w:val="0"/>
-            <w:widowControl w:val="0"/>
             <w:tabs>
               <w:tab w:val="right" w:leader="dot" w:pos="8306"/>
             </w:tabs>
-            <w:wordWrap/>
-            <w:overflowPunct/>
-            <w:bidi w:val="0"/>
           </w:pPr>
           <w:r>
             <w:rPr>
@@ -3075,7 +2953,7 @@
               <w:rFonts w:hint="eastAsia" w:ascii="宋体" w:hAnsi="宋体" w:cs="宋体"/>
               <w:szCs w:val="24"/>
             </w:rPr>
-            <w:instrText xml:space="preserve"> HYPERLINK \l _Toc13056 </w:instrText>
+            <w:instrText xml:space="preserve"> HYPERLINK \l _Toc26907 </w:instrText>
           </w:r>
           <w:r>
             <w:rPr>
@@ -3105,7 +2983,7 @@
             <w:fldChar w:fldCharType="begin"/>
           </w:r>
           <w:r>
-            <w:instrText xml:space="preserve"> PAGEREF _Toc13056 \h </w:instrText>
+            <w:instrText xml:space="preserve"> PAGEREF _Toc26907 \h </w:instrText>
           </w:r>
           <w:r>
             <w:fldChar w:fldCharType="separate"/>
@@ -3127,16 +3005,9 @@
         <w:p>
           <w:pPr>
             <w:pStyle w:val="13"/>
-            <w:keepNext w:val="0"/>
-            <w:keepLines w:val="0"/>
-            <w:pageBreakBefore w:val="0"/>
-            <w:widowControl w:val="0"/>
             <w:tabs>
               <w:tab w:val="right" w:leader="dot" w:pos="8306"/>
             </w:tabs>
-            <w:wordWrap/>
-            <w:overflowPunct/>
-            <w:bidi w:val="0"/>
           </w:pPr>
           <w:r>
             <w:rPr>
@@ -3150,7 +3021,7 @@
               <w:rFonts w:hint="eastAsia" w:ascii="宋体" w:hAnsi="宋体" w:cs="宋体"/>
               <w:szCs w:val="24"/>
             </w:rPr>
-            <w:instrText xml:space="preserve"> HYPERLINK \l _Toc9558 </w:instrText>
+            <w:instrText xml:space="preserve"> HYPERLINK \l _Toc18586 </w:instrText>
           </w:r>
           <w:r>
             <w:rPr>
@@ -3180,7 +3051,7 @@
             <w:fldChar w:fldCharType="begin"/>
           </w:r>
           <w:r>
-            <w:instrText xml:space="preserve"> PAGEREF _Toc9558 \h </w:instrText>
+            <w:instrText xml:space="preserve"> PAGEREF _Toc18586 \h </w:instrText>
           </w:r>
           <w:r>
             <w:fldChar w:fldCharType="separate"/>
@@ -3202,16 +3073,9 @@
         <w:p>
           <w:pPr>
             <w:pStyle w:val="13"/>
-            <w:keepNext w:val="0"/>
-            <w:keepLines w:val="0"/>
-            <w:pageBreakBefore w:val="0"/>
-            <w:widowControl w:val="0"/>
             <w:tabs>
               <w:tab w:val="right" w:leader="dot" w:pos="8306"/>
             </w:tabs>
-            <w:wordWrap/>
-            <w:overflowPunct/>
-            <w:bidi w:val="0"/>
           </w:pPr>
           <w:r>
             <w:rPr>
@@ -3225,7 +3089,7 @@
               <w:rFonts w:hint="eastAsia" w:ascii="宋体" w:hAnsi="宋体" w:cs="宋体"/>
               <w:szCs w:val="24"/>
             </w:rPr>
-            <w:instrText xml:space="preserve"> HYPERLINK \l _Toc2669 </w:instrText>
+            <w:instrText xml:space="preserve"> HYPERLINK \l _Toc6166 </w:instrText>
           </w:r>
           <w:r>
             <w:rPr>
@@ -3255,7 +3119,7 @@
             <w:fldChar w:fldCharType="begin"/>
           </w:r>
           <w:r>
-            <w:instrText xml:space="preserve"> PAGEREF _Toc2669 \h </w:instrText>
+            <w:instrText xml:space="preserve"> PAGEREF _Toc6166 \h </w:instrText>
           </w:r>
           <w:r>
             <w:fldChar w:fldCharType="separate"/>
@@ -3277,16 +3141,9 @@
         <w:p>
           <w:pPr>
             <w:pStyle w:val="17"/>
-            <w:keepNext w:val="0"/>
-            <w:keepLines w:val="0"/>
-            <w:pageBreakBefore w:val="0"/>
-            <w:widowControl w:val="0"/>
             <w:tabs>
               <w:tab w:val="right" w:leader="dot" w:pos="8306"/>
             </w:tabs>
-            <w:wordWrap/>
-            <w:overflowPunct/>
-            <w:bidi w:val="0"/>
           </w:pPr>
           <w:r>
             <w:rPr>
@@ -3300,7 +3157,7 @@
               <w:rFonts w:hint="eastAsia" w:ascii="宋体" w:hAnsi="宋体" w:cs="宋体"/>
               <w:szCs w:val="24"/>
             </w:rPr>
-            <w:instrText xml:space="preserve"> HYPERLINK \l _Toc30540 </w:instrText>
+            <w:instrText xml:space="preserve"> HYPERLINK \l _Toc20331 </w:instrText>
           </w:r>
           <w:r>
             <w:rPr>
@@ -3330,7 +3187,7 @@
             <w:fldChar w:fldCharType="begin"/>
           </w:r>
           <w:r>
-            <w:instrText xml:space="preserve"> PAGEREF _Toc30540 \h </w:instrText>
+            <w:instrText xml:space="preserve"> PAGEREF _Toc20331 \h </w:instrText>
           </w:r>
           <w:r>
             <w:fldChar w:fldCharType="separate"/>
@@ -3352,16 +3209,9 @@
         <w:p>
           <w:pPr>
             <w:pStyle w:val="17"/>
-            <w:keepNext w:val="0"/>
-            <w:keepLines w:val="0"/>
-            <w:pageBreakBefore w:val="0"/>
-            <w:widowControl w:val="0"/>
             <w:tabs>
               <w:tab w:val="right" w:leader="dot" w:pos="8306"/>
             </w:tabs>
-            <w:wordWrap/>
-            <w:overflowPunct/>
-            <w:bidi w:val="0"/>
           </w:pPr>
           <w:r>
             <w:rPr>
@@ -3375,7 +3225,7 @@
               <w:rFonts w:hint="eastAsia" w:ascii="宋体" w:hAnsi="宋体" w:cs="宋体"/>
               <w:szCs w:val="24"/>
             </w:rPr>
-            <w:instrText xml:space="preserve"> HYPERLINK \l _Toc10996 </w:instrText>
+            <w:instrText xml:space="preserve"> HYPERLINK \l _Toc10501 </w:instrText>
           </w:r>
           <w:r>
             <w:rPr>
@@ -3405,7 +3255,7 @@
             <w:fldChar w:fldCharType="begin"/>
           </w:r>
           <w:r>
-            <w:instrText xml:space="preserve"> PAGEREF _Toc10996 \h </w:instrText>
+            <w:instrText xml:space="preserve"> PAGEREF _Toc10501 \h </w:instrText>
           </w:r>
           <w:r>
             <w:fldChar w:fldCharType="separate"/>
@@ -3427,16 +3277,9 @@
         <w:p>
           <w:pPr>
             <w:pStyle w:val="13"/>
-            <w:keepNext w:val="0"/>
-            <w:keepLines w:val="0"/>
-            <w:pageBreakBefore w:val="0"/>
-            <w:widowControl w:val="0"/>
             <w:tabs>
               <w:tab w:val="right" w:leader="dot" w:pos="8306"/>
             </w:tabs>
-            <w:wordWrap/>
-            <w:overflowPunct/>
-            <w:bidi w:val="0"/>
           </w:pPr>
           <w:r>
             <w:rPr>
@@ -3450,7 +3293,7 @@
               <w:rFonts w:hint="eastAsia" w:ascii="宋体" w:hAnsi="宋体" w:cs="宋体"/>
               <w:szCs w:val="24"/>
             </w:rPr>
-            <w:instrText xml:space="preserve"> HYPERLINK \l _Toc29985 </w:instrText>
+            <w:instrText xml:space="preserve"> HYPERLINK \l _Toc2714 </w:instrText>
           </w:r>
           <w:r>
             <w:rPr>
@@ -3480,7 +3323,7 @@
             <w:fldChar w:fldCharType="begin"/>
           </w:r>
           <w:r>
-            <w:instrText xml:space="preserve"> PAGEREF _Toc29985 \h </w:instrText>
+            <w:instrText xml:space="preserve"> PAGEREF _Toc2714 \h </w:instrText>
           </w:r>
           <w:r>
             <w:fldChar w:fldCharType="separate"/>
@@ -3502,16 +3345,9 @@
         <w:p>
           <w:pPr>
             <w:pStyle w:val="13"/>
-            <w:keepNext w:val="0"/>
-            <w:keepLines w:val="0"/>
-            <w:pageBreakBefore w:val="0"/>
-            <w:widowControl w:val="0"/>
             <w:tabs>
               <w:tab w:val="right" w:leader="dot" w:pos="8306"/>
             </w:tabs>
-            <w:wordWrap/>
-            <w:overflowPunct/>
-            <w:bidi w:val="0"/>
           </w:pPr>
           <w:r>
             <w:rPr>
@@ -3525,7 +3361,7 @@
               <w:rFonts w:hint="eastAsia" w:ascii="宋体" w:hAnsi="宋体" w:cs="宋体"/>
               <w:szCs w:val="24"/>
             </w:rPr>
-            <w:instrText xml:space="preserve"> HYPERLINK \l _Toc11104 </w:instrText>
+            <w:instrText xml:space="preserve"> HYPERLINK \l _Toc4897 </w:instrText>
           </w:r>
           <w:r>
             <w:rPr>
@@ -3555,7 +3391,7 @@
             <w:fldChar w:fldCharType="begin"/>
           </w:r>
           <w:r>
-            <w:instrText xml:space="preserve"> PAGEREF _Toc11104 \h </w:instrText>
+            <w:instrText xml:space="preserve"> PAGEREF _Toc4897 \h </w:instrText>
           </w:r>
           <w:r>
             <w:fldChar w:fldCharType="separate"/>
@@ -3577,16 +3413,9 @@
         <w:p>
           <w:pPr>
             <w:pStyle w:val="13"/>
-            <w:keepNext w:val="0"/>
-            <w:keepLines w:val="0"/>
-            <w:pageBreakBefore w:val="0"/>
-            <w:widowControl w:val="0"/>
             <w:tabs>
               <w:tab w:val="right" w:leader="dot" w:pos="8306"/>
             </w:tabs>
-            <w:wordWrap/>
-            <w:overflowPunct/>
-            <w:bidi w:val="0"/>
           </w:pPr>
           <w:r>
             <w:rPr>
@@ -3600,7 +3429,7 @@
               <w:rFonts w:hint="eastAsia" w:ascii="宋体" w:hAnsi="宋体" w:cs="宋体"/>
               <w:szCs w:val="24"/>
             </w:rPr>
-            <w:instrText xml:space="preserve"> HYPERLINK \l _Toc15808 </w:instrText>
+            <w:instrText xml:space="preserve"> HYPERLINK \l _Toc18537 </w:instrText>
           </w:r>
           <w:r>
             <w:rPr>
@@ -3630,7 +3459,7 @@
             <w:fldChar w:fldCharType="begin"/>
           </w:r>
           <w:r>
-            <w:instrText xml:space="preserve"> PAGEREF _Toc15808 \h </w:instrText>
+            <w:instrText xml:space="preserve"> PAGEREF _Toc18537 \h </w:instrText>
           </w:r>
           <w:r>
             <w:fldChar w:fldCharType="separate"/>
@@ -3652,16 +3481,9 @@
         <w:p>
           <w:pPr>
             <w:pStyle w:val="13"/>
-            <w:keepNext w:val="0"/>
-            <w:keepLines w:val="0"/>
-            <w:pageBreakBefore w:val="0"/>
-            <w:widowControl w:val="0"/>
             <w:tabs>
               <w:tab w:val="right" w:leader="dot" w:pos="8306"/>
             </w:tabs>
-            <w:wordWrap/>
-            <w:overflowPunct/>
-            <w:bidi w:val="0"/>
           </w:pPr>
           <w:r>
             <w:rPr>
@@ -3675,7 +3497,7 @@
               <w:rFonts w:hint="eastAsia" w:ascii="宋体" w:hAnsi="宋体" w:cs="宋体"/>
               <w:szCs w:val="24"/>
             </w:rPr>
-            <w:instrText xml:space="preserve"> HYPERLINK \l _Toc19705 </w:instrText>
+            <w:instrText xml:space="preserve"> HYPERLINK \l _Toc30694 </w:instrText>
           </w:r>
           <w:r>
             <w:rPr>
@@ -3705,7 +3527,7 @@
             <w:fldChar w:fldCharType="begin"/>
           </w:r>
           <w:r>
-            <w:instrText xml:space="preserve"> PAGEREF _Toc19705 \h </w:instrText>
+            <w:instrText xml:space="preserve"> PAGEREF _Toc30694 \h </w:instrText>
           </w:r>
           <w:r>
             <w:fldChar w:fldCharType="separate"/>
@@ -3727,16 +3549,9 @@
         <w:p>
           <w:pPr>
             <w:pStyle w:val="13"/>
-            <w:keepNext w:val="0"/>
-            <w:keepLines w:val="0"/>
-            <w:pageBreakBefore w:val="0"/>
-            <w:widowControl w:val="0"/>
             <w:tabs>
               <w:tab w:val="right" w:leader="dot" w:pos="8306"/>
             </w:tabs>
-            <w:wordWrap/>
-            <w:overflowPunct/>
-            <w:bidi w:val="0"/>
           </w:pPr>
           <w:r>
             <w:rPr>
@@ -3750,7 +3565,7 @@
               <w:rFonts w:hint="eastAsia" w:ascii="宋体" w:hAnsi="宋体" w:cs="宋体"/>
               <w:szCs w:val="24"/>
             </w:rPr>
-            <w:instrText xml:space="preserve"> HYPERLINK \l _Toc23352 </w:instrText>
+            <w:instrText xml:space="preserve"> HYPERLINK \l _Toc1953 </w:instrText>
           </w:r>
           <w:r>
             <w:rPr>
@@ -3780,7 +3595,7 @@
             <w:fldChar w:fldCharType="begin"/>
           </w:r>
           <w:r>
-            <w:instrText xml:space="preserve"> PAGEREF _Toc23352 \h </w:instrText>
+            <w:instrText xml:space="preserve"> PAGEREF _Toc1953 \h </w:instrText>
           </w:r>
           <w:r>
             <w:fldChar w:fldCharType="separate"/>
@@ -3802,16 +3617,9 @@
         <w:p>
           <w:pPr>
             <w:pStyle w:val="13"/>
-            <w:keepNext w:val="0"/>
-            <w:keepLines w:val="0"/>
-            <w:pageBreakBefore w:val="0"/>
-            <w:widowControl w:val="0"/>
             <w:tabs>
               <w:tab w:val="right" w:leader="dot" w:pos="8306"/>
             </w:tabs>
-            <w:wordWrap/>
-            <w:overflowPunct/>
-            <w:bidi w:val="0"/>
           </w:pPr>
           <w:r>
             <w:rPr>
@@ -3825,7 +3633,7 @@
               <w:rFonts w:hint="eastAsia" w:ascii="宋体" w:hAnsi="宋体" w:cs="宋体"/>
               <w:szCs w:val="24"/>
             </w:rPr>
-            <w:instrText xml:space="preserve"> HYPERLINK \l _Toc4071 </w:instrText>
+            <w:instrText xml:space="preserve"> HYPERLINK \l _Toc6478 </w:instrText>
           </w:r>
           <w:r>
             <w:rPr>
@@ -3855,7 +3663,7 @@
             <w:fldChar w:fldCharType="begin"/>
           </w:r>
           <w:r>
-            <w:instrText xml:space="preserve"> PAGEREF _Toc4071 \h </w:instrText>
+            <w:instrText xml:space="preserve"> PAGEREF _Toc6478 \h </w:instrText>
           </w:r>
           <w:r>
             <w:fldChar w:fldCharType="separate"/>
@@ -3877,16 +3685,9 @@
         <w:p>
           <w:pPr>
             <w:pStyle w:val="13"/>
-            <w:keepNext w:val="0"/>
-            <w:keepLines w:val="0"/>
-            <w:pageBreakBefore w:val="0"/>
-            <w:widowControl w:val="0"/>
             <w:tabs>
               <w:tab w:val="right" w:leader="dot" w:pos="8306"/>
             </w:tabs>
-            <w:wordWrap/>
-            <w:overflowPunct/>
-            <w:bidi w:val="0"/>
           </w:pPr>
           <w:r>
             <w:rPr>
@@ -3900,7 +3701,7 @@
               <w:rFonts w:hint="eastAsia" w:ascii="宋体" w:hAnsi="宋体" w:cs="宋体"/>
               <w:szCs w:val="24"/>
             </w:rPr>
-            <w:instrText xml:space="preserve"> HYPERLINK \l _Toc23038 </w:instrText>
+            <w:instrText xml:space="preserve"> HYPERLINK \l _Toc3928 </w:instrText>
           </w:r>
           <w:r>
             <w:rPr>
@@ -3930,7 +3731,7 @@
             <w:fldChar w:fldCharType="begin"/>
           </w:r>
           <w:r>
-            <w:instrText xml:space="preserve"> PAGEREF _Toc23038 \h </w:instrText>
+            <w:instrText xml:space="preserve"> PAGEREF _Toc3928 \h </w:instrText>
           </w:r>
           <w:r>
             <w:fldChar w:fldCharType="separate"/>
@@ -3952,16 +3753,9 @@
         <w:p>
           <w:pPr>
             <w:pStyle w:val="13"/>
-            <w:keepNext w:val="0"/>
-            <w:keepLines w:val="0"/>
-            <w:pageBreakBefore w:val="0"/>
-            <w:widowControl w:val="0"/>
             <w:tabs>
               <w:tab w:val="right" w:leader="dot" w:pos="8306"/>
             </w:tabs>
-            <w:wordWrap/>
-            <w:overflowPunct/>
-            <w:bidi w:val="0"/>
           </w:pPr>
           <w:r>
             <w:rPr>
@@ -3975,7 +3769,7 @@
               <w:rFonts w:hint="eastAsia" w:ascii="宋体" w:hAnsi="宋体" w:cs="宋体"/>
               <w:szCs w:val="24"/>
             </w:rPr>
-            <w:instrText xml:space="preserve"> HYPERLINK \l _Toc28672 </w:instrText>
+            <w:instrText xml:space="preserve"> HYPERLINK \l _Toc8953 </w:instrText>
           </w:r>
           <w:r>
             <w:rPr>
@@ -4005,13 +3799,13 @@
             <w:fldChar w:fldCharType="begin"/>
           </w:r>
           <w:r>
-            <w:instrText xml:space="preserve"> PAGEREF _Toc28672 \h </w:instrText>
+            <w:instrText xml:space="preserve"> PAGEREF _Toc8953 \h </w:instrText>
           </w:r>
           <w:r>
             <w:fldChar w:fldCharType="separate"/>
           </w:r>
           <w:r>
-            <w:t>14</w:t>
+            <w:t>13</w:t>
           </w:r>
           <w:r>
             <w:fldChar w:fldCharType="end"/>
@@ -4027,16 +3821,9 @@
         <w:p>
           <w:pPr>
             <w:pStyle w:val="13"/>
-            <w:keepNext w:val="0"/>
-            <w:keepLines w:val="0"/>
-            <w:pageBreakBefore w:val="0"/>
-            <w:widowControl w:val="0"/>
             <w:tabs>
               <w:tab w:val="right" w:leader="dot" w:pos="8306"/>
             </w:tabs>
-            <w:wordWrap/>
-            <w:overflowPunct/>
-            <w:bidi w:val="0"/>
           </w:pPr>
           <w:r>
             <w:rPr>
@@ -4050,7 +3837,7 @@
               <w:rFonts w:hint="eastAsia" w:ascii="宋体" w:hAnsi="宋体" w:cs="宋体"/>
               <w:szCs w:val="24"/>
             </w:rPr>
-            <w:instrText xml:space="preserve"> HYPERLINK \l _Toc2840 </w:instrText>
+            <w:instrText xml:space="preserve"> HYPERLINK \l _Toc25102 </w:instrText>
           </w:r>
           <w:r>
             <w:rPr>
@@ -4080,7 +3867,7 @@
             <w:fldChar w:fldCharType="begin"/>
           </w:r>
           <w:r>
-            <w:instrText xml:space="preserve"> PAGEREF _Toc2840 \h </w:instrText>
+            <w:instrText xml:space="preserve"> PAGEREF _Toc25102 \h </w:instrText>
           </w:r>
           <w:r>
             <w:fldChar w:fldCharType="separate"/>
@@ -4102,16 +3889,9 @@
         <w:p>
           <w:pPr>
             <w:pStyle w:val="13"/>
-            <w:keepNext w:val="0"/>
-            <w:keepLines w:val="0"/>
-            <w:pageBreakBefore w:val="0"/>
-            <w:widowControl w:val="0"/>
             <w:tabs>
               <w:tab w:val="right" w:leader="dot" w:pos="8306"/>
             </w:tabs>
-            <w:wordWrap/>
-            <w:overflowPunct/>
-            <w:bidi w:val="0"/>
           </w:pPr>
           <w:r>
             <w:rPr>
@@ -4125,7 +3905,7 @@
               <w:rFonts w:hint="eastAsia" w:ascii="宋体" w:hAnsi="宋体" w:cs="宋体"/>
               <w:szCs w:val="24"/>
             </w:rPr>
-            <w:instrText xml:space="preserve"> HYPERLINK \l _Toc13476 </w:instrText>
+            <w:instrText xml:space="preserve"> HYPERLINK \l _Toc25939 </w:instrText>
           </w:r>
           <w:r>
             <w:rPr>
@@ -4155,7 +3935,7 @@
             <w:fldChar w:fldCharType="begin"/>
           </w:r>
           <w:r>
-            <w:instrText xml:space="preserve"> PAGEREF _Toc13476 \h </w:instrText>
+            <w:instrText xml:space="preserve"> PAGEREF _Toc25939 \h </w:instrText>
           </w:r>
           <w:r>
             <w:fldChar w:fldCharType="separate"/>
@@ -4177,16 +3957,9 @@
         <w:p>
           <w:pPr>
             <w:pStyle w:val="13"/>
-            <w:keepNext w:val="0"/>
-            <w:keepLines w:val="0"/>
-            <w:pageBreakBefore w:val="0"/>
-            <w:widowControl w:val="0"/>
             <w:tabs>
               <w:tab w:val="right" w:leader="dot" w:pos="8306"/>
             </w:tabs>
-            <w:wordWrap/>
-            <w:overflowPunct/>
-            <w:bidi w:val="0"/>
           </w:pPr>
           <w:r>
             <w:rPr>
@@ -4200,7 +3973,7 @@
               <w:rFonts w:hint="eastAsia" w:ascii="宋体" w:hAnsi="宋体" w:cs="宋体"/>
               <w:szCs w:val="24"/>
             </w:rPr>
-            <w:instrText xml:space="preserve"> HYPERLINK \l _Toc20726 </w:instrText>
+            <w:instrText xml:space="preserve"> HYPERLINK \l _Toc20133 </w:instrText>
           </w:r>
           <w:r>
             <w:rPr>
@@ -4230,7 +4003,7 @@
             <w:fldChar w:fldCharType="begin"/>
           </w:r>
           <w:r>
-            <w:instrText xml:space="preserve"> PAGEREF _Toc20726 \h </w:instrText>
+            <w:instrText xml:space="preserve"> PAGEREF _Toc20133 \h </w:instrText>
           </w:r>
           <w:r>
             <w:fldChar w:fldCharType="separate"/>
@@ -4252,16 +4025,9 @@
         <w:p>
           <w:pPr>
             <w:pStyle w:val="17"/>
-            <w:keepNext w:val="0"/>
-            <w:keepLines w:val="0"/>
-            <w:pageBreakBefore w:val="0"/>
-            <w:widowControl w:val="0"/>
             <w:tabs>
               <w:tab w:val="right" w:leader="dot" w:pos="8306"/>
             </w:tabs>
-            <w:wordWrap/>
-            <w:overflowPunct/>
-            <w:bidi w:val="0"/>
           </w:pPr>
           <w:r>
             <w:rPr>
@@ -4275,7 +4041,7 @@
               <w:rFonts w:hint="eastAsia" w:ascii="宋体" w:hAnsi="宋体" w:cs="宋体"/>
               <w:szCs w:val="24"/>
             </w:rPr>
-            <w:instrText xml:space="preserve"> HYPERLINK \l _Toc21711 </w:instrText>
+            <w:instrText xml:space="preserve"> HYPERLINK \l _Toc23359 </w:instrText>
           </w:r>
           <w:r>
             <w:rPr>
@@ -4305,7 +4071,7 @@
             <w:fldChar w:fldCharType="begin"/>
           </w:r>
           <w:r>
-            <w:instrText xml:space="preserve"> PAGEREF _Toc21711 \h </w:instrText>
+            <w:instrText xml:space="preserve"> PAGEREF _Toc23359 \h </w:instrText>
           </w:r>
           <w:r>
             <w:fldChar w:fldCharType="separate"/>
@@ -4327,16 +4093,9 @@
         <w:p>
           <w:pPr>
             <w:pStyle w:val="17"/>
-            <w:keepNext w:val="0"/>
-            <w:keepLines w:val="0"/>
-            <w:pageBreakBefore w:val="0"/>
-            <w:widowControl w:val="0"/>
             <w:tabs>
               <w:tab w:val="right" w:leader="dot" w:pos="8306"/>
             </w:tabs>
-            <w:wordWrap/>
-            <w:overflowPunct/>
-            <w:bidi w:val="0"/>
           </w:pPr>
           <w:r>
             <w:rPr>
@@ -4350,7 +4109,7 @@
               <w:rFonts w:hint="eastAsia" w:ascii="宋体" w:hAnsi="宋体" w:cs="宋体"/>
               <w:szCs w:val="24"/>
             </w:rPr>
-            <w:instrText xml:space="preserve"> HYPERLINK \l _Toc5060 </w:instrText>
+            <w:instrText xml:space="preserve"> HYPERLINK \l _Toc13808 </w:instrText>
           </w:r>
           <w:r>
             <w:rPr>
@@ -4380,13 +4139,13 @@
             <w:fldChar w:fldCharType="begin"/>
           </w:r>
           <w:r>
-            <w:instrText xml:space="preserve"> PAGEREF _Toc5060 \h </w:instrText>
+            <w:instrText xml:space="preserve"> PAGEREF _Toc13808 \h </w:instrText>
           </w:r>
           <w:r>
             <w:fldChar w:fldCharType="separate"/>
           </w:r>
           <w:r>
-            <w:t>16</w:t>
+            <w:t>15</w:t>
           </w:r>
           <w:r>
             <w:fldChar w:fldCharType="end"/>
@@ -4402,16 +4161,9 @@
         <w:p>
           <w:pPr>
             <w:pStyle w:val="17"/>
-            <w:keepNext w:val="0"/>
-            <w:keepLines w:val="0"/>
-            <w:pageBreakBefore w:val="0"/>
-            <w:widowControl w:val="0"/>
             <w:tabs>
               <w:tab w:val="right" w:leader="dot" w:pos="8306"/>
             </w:tabs>
-            <w:wordWrap/>
-            <w:overflowPunct/>
-            <w:bidi w:val="0"/>
           </w:pPr>
           <w:r>
             <w:rPr>
@@ -4425,7 +4177,7 @@
               <w:rFonts w:hint="eastAsia" w:ascii="宋体" w:hAnsi="宋体" w:cs="宋体"/>
               <w:szCs w:val="24"/>
             </w:rPr>
-            <w:instrText xml:space="preserve"> HYPERLINK \l _Toc14490 </w:instrText>
+            <w:instrText xml:space="preserve"> HYPERLINK \l _Toc21971 </w:instrText>
           </w:r>
           <w:r>
             <w:rPr>
@@ -4455,7 +4207,7 @@
             <w:fldChar w:fldCharType="begin"/>
           </w:r>
           <w:r>
-            <w:instrText xml:space="preserve"> PAGEREF _Toc14490 \h </w:instrText>
+            <w:instrText xml:space="preserve"> PAGEREF _Toc21971 \h </w:instrText>
           </w:r>
           <w:r>
             <w:fldChar w:fldCharType="separate"/>
@@ -4477,16 +4229,9 @@
         <w:p>
           <w:pPr>
             <w:pStyle w:val="13"/>
-            <w:keepNext w:val="0"/>
-            <w:keepLines w:val="0"/>
-            <w:pageBreakBefore w:val="0"/>
-            <w:widowControl w:val="0"/>
             <w:tabs>
               <w:tab w:val="right" w:leader="dot" w:pos="8306"/>
             </w:tabs>
-            <w:wordWrap/>
-            <w:overflowPunct/>
-            <w:bidi w:val="0"/>
           </w:pPr>
           <w:r>
             <w:rPr>
@@ -4500,7 +4245,7 @@
               <w:rFonts w:hint="eastAsia" w:ascii="宋体" w:hAnsi="宋体" w:cs="宋体"/>
               <w:szCs w:val="24"/>
             </w:rPr>
-            <w:instrText xml:space="preserve"> HYPERLINK \l _Toc8555 </w:instrText>
+            <w:instrText xml:space="preserve"> HYPERLINK \l _Toc4596 </w:instrText>
           </w:r>
           <w:r>
             <w:rPr>
@@ -4530,7 +4275,7 @@
             <w:fldChar w:fldCharType="begin"/>
           </w:r>
           <w:r>
-            <w:instrText xml:space="preserve"> PAGEREF _Toc8555 \h </w:instrText>
+            <w:instrText xml:space="preserve"> PAGEREF _Toc4596 \h </w:instrText>
           </w:r>
           <w:r>
             <w:fldChar w:fldCharType="separate"/>
@@ -4552,16 +4297,9 @@
         <w:p>
           <w:pPr>
             <w:pStyle w:val="13"/>
-            <w:keepNext w:val="0"/>
-            <w:keepLines w:val="0"/>
-            <w:pageBreakBefore w:val="0"/>
-            <w:widowControl w:val="0"/>
             <w:tabs>
               <w:tab w:val="right" w:leader="dot" w:pos="8306"/>
             </w:tabs>
-            <w:wordWrap/>
-            <w:overflowPunct/>
-            <w:bidi w:val="0"/>
           </w:pPr>
           <w:r>
             <w:rPr>
@@ -4575,7 +4313,7 @@
               <w:rFonts w:hint="eastAsia" w:ascii="宋体" w:hAnsi="宋体" w:cs="宋体"/>
               <w:szCs w:val="24"/>
             </w:rPr>
-            <w:instrText xml:space="preserve"> HYPERLINK \l _Toc11183 </w:instrText>
+            <w:instrText xml:space="preserve"> HYPERLINK \l _Toc18209 </w:instrText>
           </w:r>
           <w:r>
             <w:rPr>
@@ -4605,7 +4343,7 @@
             <w:fldChar w:fldCharType="begin"/>
           </w:r>
           <w:r>
-            <w:instrText xml:space="preserve"> PAGEREF _Toc11183 \h </w:instrText>
+            <w:instrText xml:space="preserve"> PAGEREF _Toc18209 \h </w:instrText>
           </w:r>
           <w:r>
             <w:fldChar w:fldCharType="separate"/>
@@ -4627,16 +4365,9 @@
         <w:p>
           <w:pPr>
             <w:pStyle w:val="13"/>
-            <w:keepNext w:val="0"/>
-            <w:keepLines w:val="0"/>
-            <w:pageBreakBefore w:val="0"/>
-            <w:widowControl w:val="0"/>
             <w:tabs>
               <w:tab w:val="right" w:leader="dot" w:pos="8306"/>
             </w:tabs>
-            <w:wordWrap/>
-            <w:overflowPunct/>
-            <w:bidi w:val="0"/>
           </w:pPr>
           <w:r>
             <w:rPr>
@@ -4650,7 +4381,7 @@
               <w:rFonts w:hint="eastAsia" w:ascii="宋体" w:hAnsi="宋体" w:cs="宋体"/>
               <w:szCs w:val="24"/>
             </w:rPr>
-            <w:instrText xml:space="preserve"> HYPERLINK \l _Toc7852 </w:instrText>
+            <w:instrText xml:space="preserve"> HYPERLINK \l _Toc29721 </w:instrText>
           </w:r>
           <w:r>
             <w:rPr>
@@ -4680,7 +4411,75 @@
             <w:fldChar w:fldCharType="begin"/>
           </w:r>
           <w:r>
-            <w:instrText xml:space="preserve"> PAGEREF _Toc7852 \h </w:instrText>
+            <w:instrText xml:space="preserve"> PAGEREF _Toc29721 \h </w:instrText>
+          </w:r>
+          <w:r>
+            <w:fldChar w:fldCharType="separate"/>
+          </w:r>
+          <w:r>
+            <w:t>16</w:t>
+          </w:r>
+          <w:r>
+            <w:fldChar w:fldCharType="end"/>
+          </w:r>
+          <w:r>
+            <w:rPr>
+              <w:rFonts w:hint="eastAsia" w:ascii="宋体" w:hAnsi="宋体" w:cs="宋体"/>
+              <w:szCs w:val="24"/>
+            </w:rPr>
+            <w:fldChar w:fldCharType="end"/>
+          </w:r>
+        </w:p>
+        <w:p>
+          <w:pPr>
+            <w:pStyle w:val="13"/>
+            <w:tabs>
+              <w:tab w:val="right" w:leader="dot" w:pos="8306"/>
+            </w:tabs>
+          </w:pPr>
+          <w:r>
+            <w:rPr>
+              <w:rFonts w:hint="eastAsia" w:ascii="宋体" w:hAnsi="宋体" w:cs="宋体"/>
+              <w:szCs w:val="24"/>
+            </w:rPr>
+            <w:fldChar w:fldCharType="begin"/>
+          </w:r>
+          <w:r>
+            <w:rPr>
+              <w:rFonts w:hint="eastAsia" w:ascii="宋体" w:hAnsi="宋体" w:cs="宋体"/>
+              <w:szCs w:val="24"/>
+            </w:rPr>
+            <w:instrText xml:space="preserve"> HYPERLINK \l _Toc11303 </w:instrText>
+          </w:r>
+          <w:r>
+            <w:rPr>
+              <w:rFonts w:hint="eastAsia" w:ascii="宋体" w:hAnsi="宋体" w:cs="宋体"/>
+              <w:szCs w:val="24"/>
+            </w:rPr>
+            <w:fldChar w:fldCharType="separate"/>
+          </w:r>
+          <w:r>
+            <w:rPr>
+              <w:rFonts w:hint="default"/>
+              <w:lang w:val="en-US" w:eastAsia="zh-CN"/>
+            </w:rPr>
+            <w:t xml:space="preserve">4.7.4. </w:t>
+          </w:r>
+          <w:r>
+            <w:rPr>
+              <w:rFonts w:hint="eastAsia"/>
+              <w:lang w:val="en-US" w:eastAsia="zh-CN"/>
+            </w:rPr>
+            <w:t>项目客户投诉</w:t>
+          </w:r>
+          <w:r>
+            <w:tab/>
+          </w:r>
+          <w:r>
+            <w:fldChar w:fldCharType="begin"/>
+          </w:r>
+          <w:r>
+            <w:instrText xml:space="preserve"> PAGEREF _Toc11303 \h </w:instrText>
           </w:r>
           <w:r>
             <w:fldChar w:fldCharType="separate"/>
@@ -4702,16 +4501,9 @@
         <w:p>
           <w:pPr>
             <w:pStyle w:val="16"/>
-            <w:keepNext w:val="0"/>
-            <w:keepLines w:val="0"/>
-            <w:pageBreakBefore w:val="0"/>
-            <w:widowControl w:val="0"/>
             <w:tabs>
               <w:tab w:val="right" w:leader="dot" w:pos="8306"/>
             </w:tabs>
-            <w:wordWrap/>
-            <w:overflowPunct/>
-            <w:bidi w:val="0"/>
           </w:pPr>
           <w:r>
             <w:rPr>
@@ -4725,7 +4517,7 @@
               <w:rFonts w:hint="eastAsia" w:ascii="宋体" w:hAnsi="宋体" w:cs="宋体"/>
               <w:szCs w:val="24"/>
             </w:rPr>
-            <w:instrText xml:space="preserve"> HYPERLINK \l _Toc12422 </w:instrText>
+            <w:instrText xml:space="preserve"> HYPERLINK \l _Toc6605 </w:instrText>
           </w:r>
           <w:r>
             <w:rPr>
@@ -4755,7 +4547,7 @@
             <w:fldChar w:fldCharType="begin"/>
           </w:r>
           <w:r>
-            <w:instrText xml:space="preserve"> PAGEREF _Toc12422 \h </w:instrText>
+            <w:instrText xml:space="preserve"> PAGEREF _Toc6605 \h </w:instrText>
           </w:r>
           <w:r>
             <w:fldChar w:fldCharType="separate"/>
@@ -4777,16 +4569,9 @@
         <w:p>
           <w:pPr>
             <w:pStyle w:val="16"/>
-            <w:keepNext w:val="0"/>
-            <w:keepLines w:val="0"/>
-            <w:pageBreakBefore w:val="0"/>
-            <w:widowControl w:val="0"/>
             <w:tabs>
               <w:tab w:val="right" w:leader="dot" w:pos="8306"/>
             </w:tabs>
-            <w:wordWrap/>
-            <w:overflowPunct/>
-            <w:bidi w:val="0"/>
           </w:pPr>
           <w:r>
             <w:rPr>
@@ -4800,7 +4585,7 @@
               <w:rFonts w:hint="eastAsia" w:ascii="宋体" w:hAnsi="宋体" w:cs="宋体"/>
               <w:szCs w:val="24"/>
             </w:rPr>
-            <w:instrText xml:space="preserve"> HYPERLINK \l _Toc6644 </w:instrText>
+            <w:instrText xml:space="preserve"> HYPERLINK \l _Toc22360 </w:instrText>
           </w:r>
           <w:r>
             <w:rPr>
@@ -4830,7 +4615,7 @@
             <w:fldChar w:fldCharType="begin"/>
           </w:r>
           <w:r>
-            <w:instrText xml:space="preserve"> PAGEREF _Toc6644 \h </w:instrText>
+            <w:instrText xml:space="preserve"> PAGEREF _Toc22360 \h </w:instrText>
           </w:r>
           <w:r>
             <w:fldChar w:fldCharType="separate"/>
@@ -4852,16 +4637,9 @@
         <w:p>
           <w:pPr>
             <w:pStyle w:val="16"/>
-            <w:keepNext w:val="0"/>
-            <w:keepLines w:val="0"/>
-            <w:pageBreakBefore w:val="0"/>
-            <w:widowControl w:val="0"/>
             <w:tabs>
               <w:tab w:val="right" w:leader="dot" w:pos="8306"/>
             </w:tabs>
-            <w:wordWrap/>
-            <w:overflowPunct/>
-            <w:bidi w:val="0"/>
           </w:pPr>
           <w:r>
             <w:rPr>
@@ -4875,7 +4653,7 @@
               <w:rFonts w:hint="eastAsia" w:ascii="宋体" w:hAnsi="宋体" w:cs="宋体"/>
               <w:szCs w:val="24"/>
             </w:rPr>
-            <w:instrText xml:space="preserve"> HYPERLINK \l _Toc8805 </w:instrText>
+            <w:instrText xml:space="preserve"> HYPERLINK \l _Toc29556 </w:instrText>
           </w:r>
           <w:r>
             <w:rPr>
@@ -4905,7 +4683,7 @@
             <w:fldChar w:fldCharType="begin"/>
           </w:r>
           <w:r>
-            <w:instrText xml:space="preserve"> PAGEREF _Toc8805 \h </w:instrText>
+            <w:instrText xml:space="preserve"> PAGEREF _Toc29556 \h </w:instrText>
           </w:r>
           <w:r>
             <w:fldChar w:fldCharType="separate"/>
@@ -4980,7 +4758,7 @@
         <w:overflowPunct/>
         <w:bidi w:val="0"/>
       </w:pPr>
-      <w:bookmarkStart w:id="2" w:name="_Toc17030"/>
+      <w:bookmarkStart w:id="2" w:name="_Toc17222"/>
       <w:r>
         <w:t>目的</w:t>
       </w:r>
@@ -5051,7 +4829,7 @@
           <w:lang w:eastAsia="zh-CN"/>
         </w:rPr>
       </w:pPr>
-      <w:bookmarkStart w:id="3" w:name="_Toc9276"/>
+      <w:bookmarkStart w:id="3" w:name="_Toc11492"/>
       <w:r>
         <w:rPr>
           <w:rFonts w:hint="eastAsia"/>
@@ -5187,7 +4965,7 @@
         <w:overflowPunct/>
         <w:bidi w:val="0"/>
       </w:pPr>
-      <w:bookmarkStart w:id="4" w:name="_Toc29902"/>
+      <w:bookmarkStart w:id="4" w:name="_Toc13710"/>
       <w:r>
         <w:rPr>
           <w:rFonts w:hint="eastAsia"/>
@@ -5232,7 +5010,7 @@
           <w:lang w:eastAsia="zh-CN"/>
         </w:rPr>
       </w:pPr>
-      <w:bookmarkStart w:id="5" w:name="_Toc29864"/>
+      <w:bookmarkStart w:id="5" w:name="_Toc28659"/>
       <w:r>
         <w:rPr>
           <w:rFonts w:hint="eastAsia"/>
@@ -5253,7 +5031,7 @@
         <w:overflowPunct/>
         <w:bidi w:val="0"/>
       </w:pPr>
-      <w:bookmarkStart w:id="6" w:name="_Toc26710"/>
+      <w:bookmarkStart w:id="6" w:name="_Toc5323"/>
       <w:r>
         <w:t>人员</w:t>
       </w:r>
@@ -5367,7 +5145,7 @@
       <w:bookmarkEnd w:id="7"/>
       <w:bookmarkStart w:id="8" w:name="bookmark9"/>
       <w:bookmarkEnd w:id="8"/>
-      <w:bookmarkStart w:id="9" w:name="_Toc7112"/>
+      <w:bookmarkStart w:id="9" w:name="_Toc30361"/>
       <w:r>
         <w:t>人力</w:t>
       </w:r>
@@ -6574,7 +6352,7 @@
       </w:pPr>
       <w:bookmarkStart w:id="10" w:name="bookmark3"/>
       <w:bookmarkEnd w:id="10"/>
-      <w:bookmarkStart w:id="11" w:name="_Toc23921"/>
+      <w:bookmarkStart w:id="11" w:name="_Toc15067"/>
       <w:bookmarkStart w:id="12" w:name="_Toc17424"/>
       <w:r>
         <w:rPr>
@@ -7247,7 +7025,7 @@
           <w:rFonts w:hint="eastAsia"/>
         </w:rPr>
       </w:pPr>
-      <w:bookmarkStart w:id="13" w:name="_Toc11817"/>
+      <w:bookmarkStart w:id="13" w:name="_Toc24834"/>
       <w:r>
         <w:rPr>
           <w:rFonts w:hint="eastAsia"/>
@@ -8098,7 +7876,7 @@
           <w:rFonts w:hint="eastAsia"/>
         </w:rPr>
       </w:pPr>
-      <w:bookmarkStart w:id="14" w:name="_Toc15831"/>
+      <w:bookmarkStart w:id="14" w:name="_Toc17907"/>
       <w:r>
         <w:t>人员培训及能力提升</w:t>
       </w:r>
@@ -8500,7 +8278,7 @@
               <w:bottom w:val="single" w:color="000000" w:sz="4" w:space="0"/>
               <w:right w:val="single" w:color="000000" w:sz="4" w:space="0"/>
             </w:tcBorders>
-            <w:shd w:val="clear"/>
+            <w:shd w:val="clear" w:color="auto" w:fill="auto"/>
             <w:noWrap/>
             <w:vAlign w:val="center"/>
           </w:tcPr>
@@ -8771,7 +8549,7 @@
               <w:bottom w:val="single" w:color="000000" w:sz="4" w:space="0"/>
               <w:right w:val="single" w:color="000000" w:sz="4" w:space="0"/>
             </w:tcBorders>
-            <w:shd w:val="clear"/>
+            <w:shd w:val="clear" w:color="auto" w:fill="auto"/>
             <w:vAlign w:val="center"/>
           </w:tcPr>
           <w:p>
@@ -8934,7 +8712,7 @@
                 <w:rFonts w:hint="default" w:ascii="宋体" w:hAnsi="宋体" w:cs="宋体"/>
                 <w:sz w:val="16"/>
                 <w:szCs w:val="16"/>
-                <w:lang w:val="en-US"/>
+                <w:lang w:val="en-US" w:eastAsia="zh-CN"/>
               </w:rPr>
             </w:pPr>
             <w:r>
@@ -8944,16 +8722,7 @@
                 <w:szCs w:val="16"/>
                 <w:lang w:eastAsia="zh-CN"/>
               </w:rPr>
-              <w:t>运维</w:t>
-            </w:r>
-            <w:r>
-              <w:rPr>
-                <w:rFonts w:hint="eastAsia" w:ascii="宋体" w:hAnsi="宋体" w:cs="宋体"/>
-                <w:sz w:val="16"/>
-                <w:szCs w:val="16"/>
-                <w:lang w:val="en-US" w:eastAsia="zh-CN"/>
-              </w:rPr>
-              <w:t>工具使用指南</w:t>
+              <w:t>硬件运维服务技能</w:t>
             </w:r>
           </w:p>
         </w:tc>
@@ -9044,7 +8813,7 @@
               <w:bottom w:val="single" w:color="000000" w:sz="4" w:space="0"/>
               <w:right w:val="single" w:color="000000" w:sz="4" w:space="0"/>
             </w:tcBorders>
-            <w:shd w:val="clear"/>
+            <w:shd w:val="clear" w:color="auto" w:fill="auto"/>
             <w:noWrap/>
             <w:vAlign w:val="center"/>
           </w:tcPr>
@@ -9318,7 +9087,7 @@
               <w:bottom w:val="single" w:color="000000" w:sz="4" w:space="0"/>
               <w:right w:val="single" w:color="000000" w:sz="4" w:space="0"/>
             </w:tcBorders>
-            <w:shd w:val="clear"/>
+            <w:shd w:val="clear" w:color="auto" w:fill="auto"/>
             <w:vAlign w:val="center"/>
           </w:tcPr>
           <w:p>
@@ -9590,7 +9359,7 @@
               <w:bottom w:val="single" w:color="000000" w:sz="4" w:space="0"/>
               <w:right w:val="single" w:color="000000" w:sz="4" w:space="0"/>
             </w:tcBorders>
-            <w:shd w:val="clear"/>
+            <w:shd w:val="clear" w:color="auto" w:fill="auto"/>
             <w:vAlign w:val="center"/>
           </w:tcPr>
           <w:p>
@@ -9867,7 +9636,7 @@
               <w:bottom w:val="single" w:color="000000" w:sz="4" w:space="0"/>
               <w:right w:val="single" w:color="000000" w:sz="4" w:space="0"/>
             </w:tcBorders>
-            <w:shd w:val="clear"/>
+            <w:shd w:val="clear" w:color="auto" w:fill="auto"/>
             <w:vAlign w:val="center"/>
           </w:tcPr>
           <w:p>
@@ -10138,7 +9907,7 @@
               <w:bottom w:val="single" w:color="000000" w:sz="4" w:space="0"/>
               <w:right w:val="single" w:color="000000" w:sz="4" w:space="0"/>
             </w:tcBorders>
-            <w:shd w:val="clear"/>
+            <w:shd w:val="clear" w:color="auto" w:fill="auto"/>
             <w:vAlign w:val="center"/>
           </w:tcPr>
           <w:p>
@@ -10419,7 +10188,7 @@
               <w:bottom w:val="single" w:color="000000" w:sz="4" w:space="0"/>
               <w:right w:val="single" w:color="000000" w:sz="4" w:space="0"/>
             </w:tcBorders>
-            <w:shd w:val="clear"/>
+            <w:shd w:val="clear" w:color="auto" w:fill="auto"/>
             <w:vAlign w:val="center"/>
           </w:tcPr>
           <w:p>
@@ -10683,7 +10452,7 @@
               <w:bottom w:val="single" w:color="000000" w:sz="4" w:space="0"/>
               <w:right w:val="single" w:color="000000" w:sz="4" w:space="0"/>
             </w:tcBorders>
-            <w:shd w:val="clear"/>
+            <w:shd w:val="clear" w:color="auto" w:fill="auto"/>
             <w:vAlign w:val="center"/>
           </w:tcPr>
           <w:p>
@@ -10947,7 +10716,7 @@
               <w:bottom w:val="single" w:color="000000" w:sz="4" w:space="0"/>
               <w:right w:val="single" w:color="000000" w:sz="4" w:space="0"/>
             </w:tcBorders>
-            <w:shd w:val="clear"/>
+            <w:shd w:val="clear" w:color="auto" w:fill="auto"/>
             <w:vAlign w:val="center"/>
           </w:tcPr>
           <w:p>
@@ -11212,7 +10981,7 @@
               <w:bottom w:val="single" w:color="000000" w:sz="4" w:space="0"/>
               <w:right w:val="single" w:color="000000" w:sz="4" w:space="0"/>
             </w:tcBorders>
-            <w:shd w:val="clear"/>
+            <w:shd w:val="clear" w:color="auto" w:fill="auto"/>
             <w:vAlign w:val="center"/>
           </w:tcPr>
           <w:p>
@@ -11478,7 +11247,7 @@
               <w:bottom w:val="single" w:color="000000" w:sz="4" w:space="0"/>
               <w:right w:val="single" w:color="000000" w:sz="4" w:space="0"/>
             </w:tcBorders>
-            <w:shd w:val="clear"/>
+            <w:shd w:val="clear" w:color="auto" w:fill="auto"/>
             <w:vAlign w:val="center"/>
           </w:tcPr>
           <w:p>
@@ -11744,7 +11513,7 @@
               <w:bottom w:val="single" w:color="000000" w:sz="4" w:space="0"/>
               <w:right w:val="single" w:color="000000" w:sz="4" w:space="0"/>
             </w:tcBorders>
-            <w:shd w:val="clear"/>
+            <w:shd w:val="clear" w:color="auto" w:fill="auto"/>
             <w:vAlign w:val="center"/>
           </w:tcPr>
           <w:p>
@@ -12027,7 +11796,7 @@
               <w:bottom w:val="single" w:color="000000" w:sz="4" w:space="0"/>
               <w:right w:val="single" w:color="000000" w:sz="4" w:space="0"/>
             </w:tcBorders>
-            <w:shd w:val="clear"/>
+            <w:shd w:val="clear" w:color="auto" w:fill="auto"/>
             <w:vAlign w:val="center"/>
           </w:tcPr>
           <w:p>
@@ -12200,7 +11969,16 @@
                 <w:szCs w:val="16"/>
                 <w:lang w:eastAsia="zh-CN"/>
               </w:rPr>
-              <w:t>硬件运维服务技能</w:t>
+              <w:t>运维</w:t>
+            </w:r>
+            <w:r>
+              <w:rPr>
+                <w:rFonts w:hint="eastAsia" w:ascii="宋体" w:hAnsi="宋体" w:cs="宋体"/>
+                <w:sz w:val="16"/>
+                <w:szCs w:val="16"/>
+                <w:lang w:val="en-US" w:eastAsia="zh-CN"/>
+              </w:rPr>
+              <w:t>工具使用指南</w:t>
             </w:r>
           </w:p>
         </w:tc>
@@ -12290,7 +12068,7 @@
               <w:bottom w:val="single" w:color="000000" w:sz="4" w:space="0"/>
               <w:right w:val="single" w:color="000000" w:sz="4" w:space="0"/>
             </w:tcBorders>
-            <w:shd w:val="clear"/>
+            <w:shd w:val="clear" w:color="auto" w:fill="auto"/>
             <w:vAlign w:val="center"/>
           </w:tcPr>
           <w:p>
@@ -12555,7 +12333,7 @@
               <w:bottom w:val="single" w:color="000000" w:sz="4" w:space="0"/>
               <w:right w:val="single" w:color="000000" w:sz="4" w:space="0"/>
             </w:tcBorders>
-            <w:shd w:val="clear"/>
+            <w:shd w:val="clear" w:color="auto" w:fill="auto"/>
             <w:vAlign w:val="center"/>
           </w:tcPr>
           <w:p>
@@ -12821,7 +12599,7 @@
               <w:bottom w:val="single" w:color="000000" w:sz="4" w:space="0"/>
               <w:right w:val="single" w:color="000000" w:sz="4" w:space="0"/>
             </w:tcBorders>
-            <w:shd w:val="clear"/>
+            <w:shd w:val="clear" w:color="auto" w:fill="auto"/>
             <w:vAlign w:val="center"/>
           </w:tcPr>
           <w:p>
@@ -13085,7 +12863,7 @@
               <w:bottom w:val="single" w:color="000000" w:sz="4" w:space="0"/>
               <w:right w:val="single" w:color="000000" w:sz="4" w:space="0"/>
             </w:tcBorders>
-            <w:shd w:val="clear"/>
+            <w:shd w:val="clear" w:color="auto" w:fill="auto"/>
             <w:vAlign w:val="center"/>
           </w:tcPr>
           <w:p>
@@ -13348,7 +13126,7 @@
               <w:bottom w:val="single" w:color="000000" w:sz="4" w:space="0"/>
               <w:right w:val="single" w:color="000000" w:sz="4" w:space="0"/>
             </w:tcBorders>
-            <w:shd w:val="clear"/>
+            <w:shd w:val="clear" w:color="auto" w:fill="auto"/>
             <w:vAlign w:val="center"/>
           </w:tcPr>
           <w:p>
@@ -13622,7 +13400,7 @@
               <w:bottom w:val="single" w:color="000000" w:sz="4" w:space="0"/>
               <w:right w:val="single" w:color="000000" w:sz="4" w:space="0"/>
             </w:tcBorders>
-            <w:shd w:val="clear"/>
+            <w:shd w:val="clear" w:color="auto" w:fill="auto"/>
             <w:vAlign w:val="center"/>
           </w:tcPr>
           <w:p>
@@ -13888,7 +13666,7 @@
               <w:bottom w:val="single" w:color="000000" w:sz="4" w:space="0"/>
               <w:right w:val="single" w:color="000000" w:sz="4" w:space="0"/>
             </w:tcBorders>
-            <w:shd w:val="clear"/>
+            <w:shd w:val="clear" w:color="auto" w:fill="auto"/>
             <w:vAlign w:val="center"/>
           </w:tcPr>
           <w:p>
@@ -14153,7 +13931,7 @@
               <w:bottom w:val="single" w:color="000000" w:sz="4" w:space="0"/>
               <w:right w:val="single" w:color="000000" w:sz="4" w:space="0"/>
             </w:tcBorders>
-            <w:shd w:val="clear"/>
+            <w:shd w:val="clear" w:color="auto" w:fill="auto"/>
             <w:vAlign w:val="center"/>
           </w:tcPr>
           <w:p>
@@ -14416,7 +14194,7 @@
               <w:bottom w:val="single" w:color="000000" w:sz="4" w:space="0"/>
               <w:right w:val="single" w:color="000000" w:sz="4" w:space="0"/>
             </w:tcBorders>
-            <w:shd w:val="clear"/>
+            <w:shd w:val="clear" w:color="auto" w:fill="auto"/>
             <w:vAlign w:val="center"/>
           </w:tcPr>
           <w:p>
@@ -14693,7 +14471,7 @@
               <w:bottom w:val="single" w:color="000000" w:sz="4" w:space="0"/>
               <w:right w:val="single" w:color="000000" w:sz="4" w:space="0"/>
             </w:tcBorders>
-            <w:shd w:val="clear"/>
+            <w:shd w:val="clear" w:color="auto" w:fill="auto"/>
             <w:vAlign w:val="center"/>
           </w:tcPr>
           <w:p>
@@ -14968,7 +14746,7 @@
               <w:bottom w:val="single" w:color="000000" w:sz="4" w:space="0"/>
               <w:right w:val="single" w:color="000000" w:sz="4" w:space="0"/>
             </w:tcBorders>
-            <w:shd w:val="clear"/>
+            <w:shd w:val="clear" w:color="auto" w:fill="auto"/>
             <w:vAlign w:val="center"/>
           </w:tcPr>
           <w:p>
@@ -15233,7 +15011,7 @@
               <w:bottom w:val="single" w:color="000000" w:sz="4" w:space="0"/>
               <w:right w:val="single" w:color="000000" w:sz="4" w:space="0"/>
             </w:tcBorders>
-            <w:shd w:val="clear"/>
+            <w:shd w:val="clear" w:color="auto" w:fill="auto"/>
             <w:vAlign w:val="center"/>
           </w:tcPr>
           <w:p>
@@ -15496,7 +15274,7 @@
               <w:bottom w:val="single" w:color="000000" w:sz="4" w:space="0"/>
               <w:right w:val="single" w:color="000000" w:sz="4" w:space="0"/>
             </w:tcBorders>
-            <w:shd w:val="clear"/>
+            <w:shd w:val="clear" w:color="auto" w:fill="auto"/>
             <w:vAlign w:val="center"/>
           </w:tcPr>
           <w:p>
@@ -15759,7 +15537,7 @@
               <w:bottom w:val="single" w:color="000000" w:sz="4" w:space="0"/>
               <w:right w:val="single" w:color="000000" w:sz="4" w:space="0"/>
             </w:tcBorders>
-            <w:shd w:val="clear"/>
+            <w:shd w:val="clear" w:color="auto" w:fill="auto"/>
             <w:vAlign w:val="center"/>
           </w:tcPr>
           <w:p>
@@ -16023,7 +15801,7 @@
               <w:bottom w:val="single" w:color="000000" w:sz="4" w:space="0"/>
               <w:right w:val="single" w:color="000000" w:sz="4" w:space="0"/>
             </w:tcBorders>
-            <w:shd w:val="clear"/>
+            <w:shd w:val="clear" w:color="auto" w:fill="auto"/>
             <w:vAlign w:val="center"/>
           </w:tcPr>
           <w:p>
@@ -16295,7 +16073,7 @@
               <w:bottom w:val="single" w:color="000000" w:sz="4" w:space="0"/>
               <w:right w:val="single" w:color="000000" w:sz="4" w:space="0"/>
             </w:tcBorders>
-            <w:shd w:val="clear"/>
+            <w:shd w:val="clear" w:color="auto" w:fill="auto"/>
             <w:vAlign w:val="center"/>
           </w:tcPr>
           <w:p>
@@ -16557,7 +16335,7 @@
               <w:bottom w:val="single" w:color="000000" w:sz="4" w:space="0"/>
               <w:right w:val="single" w:color="000000" w:sz="4" w:space="0"/>
             </w:tcBorders>
-            <w:shd w:val="clear"/>
+            <w:shd w:val="clear" w:color="auto" w:fill="auto"/>
             <w:vAlign w:val="center"/>
           </w:tcPr>
           <w:p>
@@ -16822,7 +16600,7 @@
               <w:bottom w:val="single" w:color="000000" w:sz="4" w:space="0"/>
               <w:right w:val="single" w:color="000000" w:sz="4" w:space="0"/>
             </w:tcBorders>
-            <w:shd w:val="clear"/>
+            <w:shd w:val="clear" w:color="auto" w:fill="auto"/>
             <w:vAlign w:val="center"/>
           </w:tcPr>
           <w:p>
@@ -17096,7 +16874,7 @@
               <w:bottom w:val="single" w:color="000000" w:sz="4" w:space="0"/>
               <w:right w:val="single" w:color="000000" w:sz="4" w:space="0"/>
             </w:tcBorders>
-            <w:shd w:val="clear"/>
+            <w:shd w:val="clear" w:color="auto" w:fill="auto"/>
             <w:vAlign w:val="center"/>
           </w:tcPr>
           <w:p>
@@ -17370,7 +17148,7 @@
               <w:bottom w:val="single" w:color="000000" w:sz="4" w:space="0"/>
               <w:right w:val="single" w:color="000000" w:sz="4" w:space="0"/>
             </w:tcBorders>
-            <w:shd w:val="clear"/>
+            <w:shd w:val="clear" w:color="auto" w:fill="auto"/>
             <w:vAlign w:val="center"/>
           </w:tcPr>
           <w:p>
@@ -17645,7 +17423,7 @@
               <w:bottom w:val="single" w:color="000000" w:sz="4" w:space="0"/>
               <w:right w:val="single" w:color="000000" w:sz="4" w:space="0"/>
             </w:tcBorders>
-            <w:shd w:val="clear"/>
+            <w:shd w:val="clear" w:color="auto" w:fill="auto"/>
             <w:vAlign w:val="center"/>
           </w:tcPr>
           <w:p>
@@ -17911,7 +17689,7 @@
               <w:bottom w:val="single" w:color="000000" w:sz="4" w:space="0"/>
               <w:right w:val="single" w:color="000000" w:sz="4" w:space="0"/>
             </w:tcBorders>
-            <w:shd w:val="clear"/>
+            <w:shd w:val="clear" w:color="auto" w:fill="auto"/>
             <w:vAlign w:val="center"/>
           </w:tcPr>
           <w:p>
@@ -18177,7 +17955,7 @@
               <w:bottom w:val="single" w:color="000000" w:sz="4" w:space="0"/>
               <w:right w:val="single" w:color="000000" w:sz="4" w:space="0"/>
             </w:tcBorders>
-            <w:shd w:val="clear"/>
+            <w:shd w:val="clear" w:color="auto" w:fill="auto"/>
             <w:vAlign w:val="center"/>
           </w:tcPr>
           <w:p>
@@ -18292,7 +18070,7 @@
           <w:rFonts w:hint="eastAsia"/>
         </w:rPr>
       </w:pPr>
-      <w:bookmarkStart w:id="15" w:name="_Toc129"/>
+      <w:bookmarkStart w:id="15" w:name="_Toc16483"/>
       <w:r>
         <w:t>绩效考核</w:t>
       </w:r>
@@ -18347,7 +18125,7 @@
           <w:rFonts w:hint="eastAsia"/>
         </w:rPr>
       </w:pPr>
-      <w:bookmarkStart w:id="16" w:name="_Toc15830"/>
+      <w:bookmarkStart w:id="16" w:name="_Toc1792"/>
       <w:r>
         <w:t>能力评价</w:t>
       </w:r>
@@ -18392,7 +18170,7 @@
           <w:lang w:eastAsia="zh-CN"/>
         </w:rPr>
       </w:pPr>
-      <w:bookmarkStart w:id="17" w:name="_Toc9866"/>
+      <w:bookmarkStart w:id="17" w:name="_Toc15439"/>
       <w:r>
         <w:rPr>
           <w:rFonts w:hint="eastAsia"/>
@@ -18479,13 +18257,13 @@
           <w:rFonts w:hint="eastAsia"/>
         </w:rPr>
       </w:pPr>
-      <w:bookmarkStart w:id="18" w:name="bookmark16"/>
+      <w:bookmarkStart w:id="18" w:name="bookmark17"/>
       <w:bookmarkEnd w:id="18"/>
-      <w:bookmarkStart w:id="19" w:name="bookmark17"/>
+      <w:bookmarkStart w:id="19" w:name="bookmark16"/>
       <w:bookmarkEnd w:id="19"/>
       <w:bookmarkStart w:id="20" w:name="bookmark66"/>
       <w:bookmarkEnd w:id="20"/>
-      <w:bookmarkStart w:id="21" w:name="_Toc14404"/>
+      <w:bookmarkStart w:id="21" w:name="_Toc16416"/>
       <w:r>
         <w:t>运行维护工具</w:t>
       </w:r>
@@ -18596,7 +18374,7 @@
           <w:lang w:eastAsia="zh-CN"/>
         </w:rPr>
       </w:pPr>
-      <w:bookmarkStart w:id="22" w:name="_Toc21951"/>
+      <w:bookmarkStart w:id="22" w:name="_Toc19426"/>
       <w:r>
         <w:rPr>
           <w:rFonts w:hint="eastAsia"/>
@@ -18905,7 +18683,7 @@
           <w:lang w:eastAsia="zh-CN"/>
         </w:rPr>
       </w:pPr>
-      <w:bookmarkStart w:id="23" w:name="_Toc8901"/>
+      <w:bookmarkStart w:id="23" w:name="_Toc7082"/>
       <w:r>
         <w:rPr>
           <w:rFonts w:hint="eastAsia"/>
@@ -18956,7 +18734,7 @@
           <w:lang w:eastAsia="zh-CN"/>
         </w:rPr>
       </w:pPr>
-      <w:bookmarkStart w:id="24" w:name="_Toc13056"/>
+      <w:bookmarkStart w:id="24" w:name="_Toc26907"/>
       <w:r>
         <w:rPr>
           <w:rFonts w:hint="eastAsia"/>
@@ -19100,7 +18878,7 @@
         </w:rPr>
       </w:pPr>
       <w:bookmarkStart w:id="25" w:name="_Toc2909"/>
-      <w:bookmarkStart w:id="26" w:name="_Toc9558"/>
+      <w:bookmarkStart w:id="26" w:name="_Toc18586"/>
       <w:r>
         <w:rPr>
           <w:rFonts w:hint="eastAsia"/>
@@ -19177,7 +18955,7 @@
           <w:lang w:eastAsia="zh-CN"/>
         </w:rPr>
       </w:pPr>
-      <w:bookmarkStart w:id="27" w:name="_Toc2669"/>
+      <w:bookmarkStart w:id="27" w:name="_Toc6166"/>
       <w:r>
         <w:rPr>
           <w:rFonts w:hint="eastAsia"/>
@@ -19269,7 +19047,7 @@
           <w:lang w:eastAsia="zh-CN"/>
         </w:rPr>
       </w:pPr>
-      <w:bookmarkStart w:id="28" w:name="_Toc30540"/>
+      <w:bookmarkStart w:id="28" w:name="_Toc20331"/>
       <w:r>
         <w:rPr>
           <w:rFonts w:hint="eastAsia"/>
@@ -19338,7 +19116,7 @@
         </w:rPr>
       </w:pPr>
       <w:bookmarkStart w:id="29" w:name="_Toc6608"/>
-      <w:bookmarkStart w:id="30" w:name="_Toc10996"/>
+      <w:bookmarkStart w:id="30" w:name="_Toc10501"/>
       <w:r>
         <w:rPr>
           <w:rFonts w:hint="eastAsia"/>
@@ -19365,7 +19143,7 @@
           <w:lang w:eastAsia="zh-CN"/>
         </w:rPr>
       </w:pPr>
-      <w:bookmarkStart w:id="31" w:name="_Toc29985"/>
+      <w:bookmarkStart w:id="31" w:name="_Toc2714"/>
       <w:r>
         <w:rPr>
           <w:rFonts w:hint="eastAsia"/>
@@ -19417,7 +19195,7 @@
           <w:lang w:eastAsia="zh-CN"/>
         </w:rPr>
       </w:pPr>
-      <w:bookmarkStart w:id="32" w:name="_Toc11104"/>
+      <w:bookmarkStart w:id="32" w:name="_Toc4897"/>
       <w:r>
         <w:rPr>
           <w:rFonts w:hint="eastAsia"/>
@@ -19469,7 +19247,7 @@
           <w:lang w:eastAsia="zh-CN"/>
         </w:rPr>
       </w:pPr>
-      <w:bookmarkStart w:id="33" w:name="_Toc15808"/>
+      <w:bookmarkStart w:id="33" w:name="_Toc18537"/>
       <w:r>
         <w:rPr>
           <w:rFonts w:hint="eastAsia"/>
@@ -19561,7 +19339,7 @@
           <w:lang w:eastAsia="zh-CN"/>
         </w:rPr>
       </w:pPr>
-      <w:bookmarkStart w:id="34" w:name="_Toc19705"/>
+      <w:bookmarkStart w:id="34" w:name="_Toc30694"/>
       <w:r>
         <w:rPr>
           <w:rFonts w:hint="eastAsia"/>
@@ -19653,7 +19431,7 @@
           <w:lang w:eastAsia="zh-CN"/>
         </w:rPr>
       </w:pPr>
-      <w:bookmarkStart w:id="35" w:name="_Toc23352"/>
+      <w:bookmarkStart w:id="35" w:name="_Toc1953"/>
       <w:r>
         <w:rPr>
           <w:rFonts w:hint="eastAsia"/>
@@ -19719,7 +19497,7 @@
           <w:lang w:eastAsia="zh-CN"/>
         </w:rPr>
       </w:pPr>
-      <w:bookmarkStart w:id="36" w:name="_Toc4071"/>
+      <w:bookmarkStart w:id="36" w:name="_Toc6478"/>
       <w:r>
         <w:rPr>
           <w:rFonts w:hint="eastAsia"/>
@@ -19820,7 +19598,7 @@
           <w:lang w:eastAsia="zh-CN"/>
         </w:rPr>
       </w:pPr>
-      <w:bookmarkStart w:id="37" w:name="_Toc23038"/>
+      <w:bookmarkStart w:id="37" w:name="_Toc3928"/>
       <w:r>
         <w:rPr>
           <w:rFonts w:hint="eastAsia"/>
@@ -19872,7 +19650,7 @@
           <w:lang w:eastAsia="zh-CN"/>
         </w:rPr>
       </w:pPr>
-      <w:bookmarkStart w:id="38" w:name="_Toc28672"/>
+      <w:bookmarkStart w:id="38" w:name="_Toc8953"/>
       <w:r>
         <w:rPr>
           <w:rFonts w:hint="eastAsia"/>
@@ -19973,7 +19751,7 @@
           <w:lang w:eastAsia="zh-CN"/>
         </w:rPr>
       </w:pPr>
-      <w:bookmarkStart w:id="39" w:name="_Toc2840"/>
+      <w:bookmarkStart w:id="39" w:name="_Toc25102"/>
       <w:r>
         <w:rPr>
           <w:rFonts w:hint="eastAsia"/>
@@ -20119,7 +19897,7 @@
           <w:lang w:eastAsia="zh-CN"/>
         </w:rPr>
       </w:pPr>
-      <w:bookmarkStart w:id="40" w:name="_Toc13476"/>
+      <w:bookmarkStart w:id="40" w:name="_Toc25939"/>
       <w:r>
         <w:rPr>
           <w:rFonts w:hint="eastAsia"/>
@@ -20221,7 +19999,7 @@
         </w:rPr>
       </w:pPr>
       <w:bookmarkStart w:id="41" w:name="_Toc15408"/>
-      <w:bookmarkStart w:id="42" w:name="_Toc20726"/>
+      <w:bookmarkStart w:id="42" w:name="_Toc20133"/>
       <w:r>
         <w:rPr>
           <w:rFonts w:hint="eastAsia"/>
@@ -20321,7 +20099,7 @@
           <w:lang w:eastAsia="zh-CN"/>
         </w:rPr>
       </w:pPr>
-      <w:bookmarkStart w:id="43" w:name="_Toc21711"/>
+      <w:bookmarkStart w:id="43" w:name="_Toc23359"/>
       <w:r>
         <w:rPr>
           <w:rFonts w:hint="eastAsia"/>
@@ -20405,7 +20183,7 @@
           <w:lang w:eastAsia="zh-CN"/>
         </w:rPr>
       </w:pPr>
-      <w:bookmarkStart w:id="44" w:name="_Toc5060"/>
+      <w:bookmarkStart w:id="44" w:name="_Toc13808"/>
       <w:r>
         <w:rPr>
           <w:rFonts w:hint="eastAsia"/>
@@ -20464,7 +20242,7 @@
           <w:lang w:eastAsia="zh-CN"/>
         </w:rPr>
       </w:pPr>
-      <w:bookmarkStart w:id="45" w:name="_Toc14490"/>
+      <w:bookmarkStart w:id="45" w:name="_Toc21971"/>
       <w:r>
         <w:rPr>
           <w:rFonts w:hint="eastAsia"/>
@@ -20490,7 +20268,7 @@
           <w:lang w:eastAsia="zh-CN"/>
         </w:rPr>
       </w:pPr>
-      <w:bookmarkStart w:id="46" w:name="_Toc8555"/>
+      <w:bookmarkStart w:id="46" w:name="_Toc4596"/>
       <w:r>
         <w:rPr>
           <w:rFonts w:hint="eastAsia"/>
@@ -20614,7 +20392,7 @@
           <w:lang w:eastAsia="zh-CN"/>
         </w:rPr>
       </w:pPr>
-      <w:bookmarkStart w:id="47" w:name="_Toc11183"/>
+      <w:bookmarkStart w:id="47" w:name="_Toc18209"/>
       <w:r>
         <w:rPr>
           <w:rFonts w:hint="eastAsia"/>
@@ -20808,7 +20586,7 @@
           <w:lang w:eastAsia="zh-CN"/>
         </w:rPr>
       </w:pPr>
-      <w:bookmarkStart w:id="48" w:name="_Toc7852"/>
+      <w:bookmarkStart w:id="48" w:name="_Toc29721"/>
       <w:r>
         <w:rPr>
           <w:rFonts w:hint="eastAsia"/>
@@ -20864,15 +20642,22 @@
         <w:overflowPunct/>
         <w:bidi w:val="0"/>
         <w:rPr>
+          <w:rFonts w:hint="default"/>
+          <w:lang w:val="en-US" w:eastAsia="zh-CN"/>
+        </w:rPr>
+      </w:pPr>
+      <w:r>
+        <w:rPr>
+          <w:lang w:eastAsia="zh-CN"/>
+        </w:rPr>
+        <w:t>日常工作中，通过对运维服务项目出现的客户投诉，客户部收集服务提供过程中存在的投诉问题，及时将问题反馈到质量部，调查不符合原因，责令相关部门采取纠正措施，确保客户的投诉及时解决。</w:t>
+      </w:r>
+      <w:r>
+        <w:rPr>
           <w:rFonts w:hint="eastAsia"/>
-          <w:lang w:eastAsia="zh-CN"/>
-        </w:rPr>
-      </w:pPr>
-      <w:r>
-        <w:rPr>
-          <w:lang w:eastAsia="zh-CN"/>
-        </w:rPr>
-        <w:t>日常工作中，通过对运维服务项目出现的客户投诉，客户部收集服务提供过程中存在的投诉问题，及时将问题反馈到质量部，调查不符合原因，责令相关部门采取纠正措施，确保客户的投诉及时解决。</w:t>
+          <w:lang w:val="en-US" w:eastAsia="zh-CN"/>
+        </w:rPr>
+        <w:t>每年度项目客户投诉次数不得超过2次。</w:t>
       </w:r>
     </w:p>
     <w:p>
@@ -20886,8 +20671,6 @@
         <w:overflowPunct/>
         <w:bidi w:val="0"/>
         <w:rPr>
-          <w:rFonts w:hint="eastAsia" w:ascii="宋体" w:hAnsi="宋体" w:cs="宋体"/>
-          <w:szCs w:val="24"/>
           <w:lang w:eastAsia="zh-CN"/>
         </w:rPr>
       </w:pPr>
@@ -20905,8 +20688,128 @@
         <w:rPr>
           <w:lang w:eastAsia="zh-CN"/>
         </w:rPr>
-        <w:t>客户满意度平均分需达到95.5 分以上。组织级的质量保证计划及报告需按时完成。</w:t>
-      </w:r>
+        <w:t>客户满意度平均分需达到95.5分以上。组织级的质量保证计划及报告需按时完成。</w:t>
+      </w:r>
+    </w:p>
+    <w:p>
+      <w:pPr>
+        <w:pStyle w:val="31"/>
+        <w:bidi w:val="0"/>
+        <w:rPr>
+          <w:rFonts w:hint="default"/>
+          <w:lang w:val="en-US" w:eastAsia="zh-CN"/>
+        </w:rPr>
+      </w:pPr>
+      <w:bookmarkStart w:id="49" w:name="_Toc20300"/>
+      <w:bookmarkStart w:id="50" w:name="_Toc11303"/>
+      <w:r>
+        <w:rPr>
+          <w:rFonts w:hint="eastAsia"/>
+          <w:lang w:val="en-US" w:eastAsia="zh-CN"/>
+        </w:rPr>
+        <w:t>项目客户投诉</w:t>
+      </w:r>
+      <w:bookmarkEnd w:id="49"/>
+      <w:bookmarkEnd w:id="50"/>
+    </w:p>
+    <w:p>
+      <w:pPr>
+        <w:pStyle w:val="29"/>
+        <w:keepNext w:val="0"/>
+        <w:keepLines w:val="0"/>
+        <w:pageBreakBefore w:val="0"/>
+        <w:widowControl w:val="0"/>
+        <w:wordWrap/>
+        <w:overflowPunct/>
+        <w:bidi w:val="0"/>
+        <w:rPr>
+          <w:rFonts w:hint="default"/>
+          <w:lang w:val="en-US" w:eastAsia="zh-CN"/>
+        </w:rPr>
+      </w:pPr>
+      <w:r>
+        <w:rPr>
+          <w:rFonts w:hint="default"/>
+          <w:lang w:val="en-US" w:eastAsia="zh-CN"/>
+        </w:rPr>
+        <w:t>为有效管控运维服务质量，公司建立客户投诉管理机制。本年度客户投诉控制指标为≤2次。</w:t>
+      </w:r>
+    </w:p>
+    <w:p>
+      <w:pPr>
+        <w:pStyle w:val="29"/>
+        <w:keepNext w:val="0"/>
+        <w:keepLines w:val="0"/>
+        <w:pageBreakBefore w:val="0"/>
+        <w:widowControl w:val="0"/>
+        <w:wordWrap/>
+        <w:overflowPunct/>
+        <w:bidi w:val="0"/>
+        <w:rPr>
+          <w:rFonts w:hint="default"/>
+          <w:lang w:val="en-US" w:eastAsia="zh-CN"/>
+        </w:rPr>
+      </w:pPr>
+      <w:r>
+        <w:rPr>
+          <w:rFonts w:hint="default"/>
+          <w:lang w:val="en-US" w:eastAsia="zh-CN"/>
+        </w:rPr>
+        <w:t>质量部负责投诉的受理登记、调查核实与跟踪验证，运维部及相关责任部门配合进行原因分析与整改落实。投诉处理完毕后，相关资料归档保存，并作为服务质量改进的输入依据。</w:t>
+      </w:r>
+    </w:p>
+    <w:p>
+      <w:pPr>
+        <w:pStyle w:val="29"/>
+        <w:keepNext w:val="0"/>
+        <w:keepLines w:val="0"/>
+        <w:pageBreakBefore w:val="0"/>
+        <w:widowControl w:val="0"/>
+        <w:wordWrap/>
+        <w:overflowPunct/>
+        <w:bidi w:val="0"/>
+        <w:rPr>
+          <w:rFonts w:hint="default"/>
+          <w:lang w:val="en-US" w:eastAsia="zh-CN"/>
+        </w:rPr>
+      </w:pPr>
+      <w:r>
+        <w:rPr>
+          <w:rFonts w:hint="default"/>
+          <w:lang w:val="en-US" w:eastAsia="zh-CN"/>
+        </w:rPr>
+        <w:t>质量部每</w:t>
+      </w:r>
+      <w:r>
+        <w:rPr>
+          <w:rFonts w:hint="eastAsia"/>
+          <w:lang w:val="en-US" w:eastAsia="zh-CN"/>
+        </w:rPr>
+        <w:t>年度</w:t>
+      </w:r>
+      <w:r>
+        <w:rPr>
+          <w:rFonts w:hint="default"/>
+          <w:lang w:val="en-US" w:eastAsia="zh-CN"/>
+        </w:rPr>
+        <w:t>对客户投诉情况进行统计分析，确保投诉处理及时率与闭环率达到100%，持续提升客户满意度。</w:t>
+      </w:r>
+    </w:p>
+    <w:p>
+      <w:pPr>
+        <w:pStyle w:val="29"/>
+        <w:keepNext w:val="0"/>
+        <w:keepLines w:val="0"/>
+        <w:pageBreakBefore w:val="0"/>
+        <w:widowControl w:val="0"/>
+        <w:wordWrap/>
+        <w:overflowPunct/>
+        <w:bidi w:val="0"/>
+        <w:rPr>
+          <w:rFonts w:hint="eastAsia"/>
+          <w:lang w:eastAsia="zh-CN"/>
+        </w:rPr>
+      </w:pPr>
     </w:p>
     <w:p>
       <w:pPr>
@@ -20923,7 +20826,7 @@
           <w:lang w:eastAsia="zh-CN"/>
         </w:rPr>
       </w:pPr>
-      <w:bookmarkStart w:id="49" w:name="_Toc12422"/>
+      <w:bookmarkStart w:id="51" w:name="_Toc6605"/>
       <w:r>
         <w:rPr>
           <w:rStyle w:val="38"/>
@@ -20933,7 +20836,7 @@
         <w:t>附则</w:t>
       </w:r>
       <w:bookmarkEnd w:id="12"/>
-      <w:bookmarkEnd w:id="49"/>
+      <w:bookmarkEnd w:id="51"/>
     </w:p>
     <w:p>
       <w:pPr>
@@ -21030,9 +20933,9 @@
           <w:lang w:eastAsia="zh-CN"/>
         </w:rPr>
       </w:pPr>
-      <w:bookmarkStart w:id="50" w:name="bookmark14"/>
-      <w:bookmarkEnd w:id="50"/>
-      <w:bookmarkStart w:id="51" w:name="_Toc6644"/>
+      <w:bookmarkStart w:id="52" w:name="bookmark14"/>
+      <w:bookmarkEnd w:id="52"/>
+      <w:bookmarkStart w:id="53" w:name="_Toc22360"/>
       <w:r>
         <w:rPr>
           <w:rFonts w:hint="eastAsia"/>
@@ -21040,7 +20943,7 @@
         </w:rPr>
         <w:t>附件</w:t>
       </w:r>
-      <w:bookmarkEnd w:id="51"/>
+      <w:bookmarkEnd w:id="53"/>
     </w:p>
     <w:p>
       <w:pPr>
@@ -21075,7 +20978,7 @@
           <w:lang w:eastAsia="zh-CN"/>
         </w:rPr>
       </w:pPr>
-      <w:bookmarkStart w:id="52" w:name="_Toc8805"/>
+      <w:bookmarkStart w:id="54" w:name="_Toc29556"/>
       <w:r>
         <w:rPr>
           <w:rFonts w:hint="eastAsia"/>
@@ -21083,7 +20986,7 @@
         </w:rPr>
         <w:t>记录</w:t>
       </w:r>
-      <w:bookmarkEnd w:id="52"/>
+      <w:bookmarkEnd w:id="54"/>
     </w:p>
     <w:p>
       <w:pPr>
@@ -21104,7 +21007,6 @@
         <w:t>无</w:t>
       </w:r>
     </w:p>
-    <w:bookmarkEnd w:id="53"/>
     <w:sectPr>
       <w:headerReference r:id="rId5" w:type="default"/>
       <w:pgSz w:w="11906" w:h="16838"/>
